--- a/docs/20260730_diatom-analysis-system-progress-2.docx
+++ b/docs/20260730_diatom-analysis-system-progress-2.docx
@@ -1883,7 +1883,325 @@
           <w:rFonts w:ascii="맑은 고딕" w:hAnsi="맑은 고딕" w:eastAsia="맑은 고딕" w:cs="맑은 고딕"/>
           <w:b w:val="0"/>
         </w:rPr>
-        <w:t>전수 검토를 돌리면서 걸리는 것을 그때그때 고쳤다. 큰 것만 적는다.</w:t>
+        <w:t xml:space="preserve">이번 기간 작업량의 절반 이상이 여기다. 뷰어가 "결과를 보는 화면" 에서 </w:t>
+      </w:r>
+      <w:r>
+        <w:rPr>
+          <w:rFonts w:ascii="맑은 고딕" w:hAnsi="맑은 고딕" w:eastAsia="맑은 고딕" w:cs="맑은 고딕"/>
+          <w:b/>
+        </w:rPr>
+        <w:t>"검토를 실제로 돌리는 도구"</w:t>
+      </w:r>
+      <w:r>
+        <w:rPr>
+          <w:rFonts w:ascii="맑은 고딕" w:hAnsi="맑은 고딕" w:eastAsia="맑은 고딕" w:cs="맑은 고딕"/>
+          <w:b w:val="0"/>
+        </w:rPr>
+        <w:t xml:space="preserve"> 로 바뀌었다.</w:t>
+      </w:r>
+    </w:p>
+    <w:tbl>
+      <w:tblPr>
+        <w:tblStyle w:val="TableGrid"/>
+        <w:tblW w:type="auto" w:w="0"/>
+        <w:jc w:val="center"/>
+        <w:tblLook w:firstColumn="1" w:firstRow="1" w:lastColumn="0" w:lastRow="0" w:noHBand="0" w:noVBand="1" w:val="04A0"/>
+      </w:tblPr>
+      <w:tblGrid>
+        <w:gridCol w:w="2880"/>
+        <w:gridCol w:w="2880"/>
+        <w:gridCol w:w="2880"/>
+      </w:tblGrid>
+      <w:tr>
+        <w:tc>
+          <w:tcPr>
+            <w:tcW w:type="dxa" w:w="2880"/>
+            <w:shd w:val="clear" w:fill="EDF0F4"/>
+          </w:tcPr>
+          <w:p>
+            <w:pPr>
+              <w:jc w:val="center"/>
+            </w:pPr>
+            <w:r/>
+          </w:p>
+        </w:tc>
+        <w:tc>
+          <w:tcPr>
+            <w:tcW w:type="dxa" w:w="2880"/>
+            <w:shd w:val="clear" w:fill="EDF0F4"/>
+          </w:tcPr>
+          <w:p>
+            <w:pPr>
+              <w:jc w:val="center"/>
+            </w:pPr>
+            <w:r/>
+            <w:r>
+              <w:rPr>
+                <w:rFonts w:ascii="맑은 고딕" w:hAnsi="맑은 고딕" w:eastAsia="맑은 고딕" w:cs="맑은 고딕"/>
+                <w:b/>
+              </w:rPr>
+              <w:t>1차 보고서 시점</w:t>
+            </w:r>
+          </w:p>
+        </w:tc>
+        <w:tc>
+          <w:tcPr>
+            <w:tcW w:type="dxa" w:w="2880"/>
+            <w:shd w:val="clear" w:fill="EDF0F4"/>
+          </w:tcPr>
+          <w:p>
+            <w:pPr>
+              <w:jc w:val="center"/>
+            </w:pPr>
+            <w:r/>
+            <w:r>
+              <w:rPr>
+                <w:rFonts w:ascii="맑은 고딕" w:hAnsi="맑은 고딕" w:eastAsia="맑은 고딕" w:cs="맑은 고딕"/>
+                <w:b/>
+              </w:rPr>
+              <w:t>지금</w:t>
+            </w:r>
+          </w:p>
+        </w:tc>
+      </w:tr>
+      <w:tr>
+        <w:tc>
+          <w:tcPr>
+            <w:tcW w:type="dxa" w:w="2880"/>
+          </w:tcPr>
+          <w:p>
+            <w:r/>
+            <w:r>
+              <w:rPr>
+                <w:rFonts w:ascii="D2Coding" w:hAnsi="D2Coding" w:eastAsia="D2Coding" w:cs="D2Coding"/>
+                <w:color w:val="C0362C"/>
+                <w:sz w:val="19"/>
+              </w:rPr>
+              <w:t>_detection.html</w:t>
+            </w:r>
+          </w:p>
+        </w:tc>
+        <w:tc>
+          <w:tcPr>
+            <w:tcW w:type="dxa" w:w="2880"/>
+          </w:tcPr>
+          <w:p>
+            <w:r/>
+            <w:r>
+              <w:rPr>
+                <w:rFonts w:ascii="맑은 고딕" w:hAnsi="맑은 고딕" w:eastAsia="맑은 고딕" w:cs="맑은 고딕"/>
+                <w:b w:val="0"/>
+              </w:rPr>
+              <w:t>794줄</w:t>
+            </w:r>
+          </w:p>
+        </w:tc>
+        <w:tc>
+          <w:tcPr>
+            <w:tcW w:type="dxa" w:w="2880"/>
+          </w:tcPr>
+          <w:p>
+            <w:r/>
+            <w:r>
+              <w:rPr>
+                <w:rFonts w:ascii="맑은 고딕" w:hAnsi="맑은 고딕" w:eastAsia="맑은 고딕" w:cs="맑은 고딕"/>
+                <w:b/>
+              </w:rPr>
+              <w:t>1,576줄</w:t>
+            </w:r>
+          </w:p>
+        </w:tc>
+      </w:tr>
+      <w:tr>
+        <w:tc>
+          <w:tcPr>
+            <w:tcW w:type="dxa" w:w="2880"/>
+          </w:tcPr>
+          <w:p>
+            <w:r/>
+            <w:r>
+              <w:rPr>
+                <w:rFonts w:ascii="D2Coding" w:hAnsi="D2Coding" w:eastAsia="D2Coding" w:cs="D2Coding"/>
+                <w:color w:val="C0362C"/>
+                <w:sz w:val="19"/>
+              </w:rPr>
+              <w:t>base.html</w:t>
+            </w:r>
+            <w:r>
+              <w:rPr>
+                <w:rFonts w:ascii="맑은 고딕" w:hAnsi="맑은 고딕" w:eastAsia="맑은 고딕" w:cs="맑은 고딕"/>
+                <w:b w:val="0"/>
+              </w:rPr>
+              <w:t xml:space="preserve"> (스타일)</w:t>
+            </w:r>
+          </w:p>
+        </w:tc>
+        <w:tc>
+          <w:tcPr>
+            <w:tcW w:type="dxa" w:w="2880"/>
+          </w:tcPr>
+          <w:p>
+            <w:r/>
+            <w:r>
+              <w:rPr>
+                <w:rFonts w:ascii="맑은 고딕" w:hAnsi="맑은 고딕" w:eastAsia="맑은 고딕" w:cs="맑은 고딕"/>
+                <w:b w:val="0"/>
+              </w:rPr>
+              <w:t>291줄</w:t>
+            </w:r>
+          </w:p>
+        </w:tc>
+        <w:tc>
+          <w:tcPr>
+            <w:tcW w:type="dxa" w:w="2880"/>
+          </w:tcPr>
+          <w:p>
+            <w:r/>
+            <w:r>
+              <w:rPr>
+                <w:rFonts w:ascii="맑은 고딕" w:hAnsi="맑은 고딕" w:eastAsia="맑은 고딕" w:cs="맑은 고딕"/>
+                <w:b/>
+              </w:rPr>
+              <w:t>573줄</w:t>
+            </w:r>
+          </w:p>
+        </w:tc>
+      </w:tr>
+      <w:tr>
+        <w:tc>
+          <w:tcPr>
+            <w:tcW w:type="dxa" w:w="2880"/>
+          </w:tcPr>
+          <w:p>
+            <w:r/>
+            <w:r>
+              <w:rPr>
+                <w:rFonts w:ascii="D2Coding" w:hAnsi="D2Coding" w:eastAsia="D2Coding" w:cs="D2Coding"/>
+                <w:color w:val="C0362C"/>
+                <w:sz w:val="19"/>
+              </w:rPr>
+              <w:t>views.py</w:t>
+            </w:r>
+          </w:p>
+        </w:tc>
+        <w:tc>
+          <w:tcPr>
+            <w:tcW w:type="dxa" w:w="2880"/>
+          </w:tcPr>
+          <w:p>
+            <w:r/>
+            <w:r>
+              <w:rPr>
+                <w:rFonts w:ascii="맑은 고딕" w:hAnsi="맑은 고딕" w:eastAsia="맑은 고딕" w:cs="맑은 고딕"/>
+                <w:b w:val="0"/>
+              </w:rPr>
+              <w:t>182줄</w:t>
+            </w:r>
+          </w:p>
+        </w:tc>
+        <w:tc>
+          <w:tcPr>
+            <w:tcW w:type="dxa" w:w="2880"/>
+          </w:tcPr>
+          <w:p>
+            <w:r/>
+            <w:r>
+              <w:rPr>
+                <w:rFonts w:ascii="맑은 고딕" w:hAnsi="맑은 고딕" w:eastAsia="맑은 고딕" w:cs="맑은 고딕"/>
+                <w:b/>
+              </w:rPr>
+              <w:t>483줄</w:t>
+            </w:r>
+          </w:p>
+        </w:tc>
+      </w:tr>
+      <w:tr>
+        <w:tc>
+          <w:tcPr>
+            <w:tcW w:type="dxa" w:w="2880"/>
+          </w:tcPr>
+          <w:p>
+            <w:r/>
+            <w:r>
+              <w:rPr>
+                <w:rFonts w:ascii="D2Coding" w:hAnsi="D2Coding" w:eastAsia="D2Coding" w:cs="D2Coding"/>
+                <w:color w:val="C0362C"/>
+                <w:sz w:val="19"/>
+              </w:rPr>
+              <w:t>crops.html</w:t>
+            </w:r>
+          </w:p>
+        </w:tc>
+        <w:tc>
+          <w:tcPr>
+            <w:tcW w:type="dxa" w:w="2880"/>
+          </w:tcPr>
+          <w:p>
+            <w:r/>
+            <w:r>
+              <w:rPr>
+                <w:rFonts w:ascii="맑은 고딕" w:hAnsi="맑은 고딕" w:eastAsia="맑은 고딕" w:cs="맑은 고딕"/>
+                <w:b w:val="0"/>
+              </w:rPr>
+              <w:t>—</w:t>
+            </w:r>
+          </w:p>
+        </w:tc>
+        <w:tc>
+          <w:tcPr>
+            <w:tcW w:type="dxa" w:w="2880"/>
+          </w:tcPr>
+          <w:p>
+            <w:r/>
+            <w:r>
+              <w:rPr>
+                <w:rFonts w:ascii="맑은 고딕" w:hAnsi="맑은 고딕" w:eastAsia="맑은 고딕" w:cs="맑은 고딕"/>
+                <w:b w:val="0"/>
+              </w:rPr>
+              <w:t>75줄 (신규 화면)</w:t>
+            </w:r>
+          </w:p>
+        </w:tc>
+      </w:tr>
+    </w:tbl>
+    <w:p/>
+    <w:p>
+      <w:pPr>
+        <w:spacing w:after="140"/>
+      </w:pPr>
+      <w:r>
+        <w:rPr>
+          <w:rFonts w:ascii="맑은 고딕" w:hAnsi="맑은 고딕" w:eastAsia="맑은 고딕" w:cs="맑은 고딕"/>
+          <w:b w:val="0"/>
+        </w:rPr>
+        <w:t xml:space="preserve">중요한 것은 분량이 아니라 </w:t>
+      </w:r>
+      <w:r>
+        <w:rPr>
+          <w:rFonts w:ascii="맑은 고딕" w:hAnsi="맑은 고딕" w:eastAsia="맑은 고딕" w:cs="맑은 고딕"/>
+          <w:b/>
+        </w:rPr>
+        <w:t>고친 것 대부분이 실제로 검토를 돌리다 막혀서 나왔다</w:t>
+      </w:r>
+      <w:r>
+        <w:rPr>
+          <w:rFonts w:ascii="맑은 고딕" w:hAnsi="맑은 고딕" w:eastAsia="맑은 고딕" w:cs="맑은 고딕"/>
+          <w:b w:val="0"/>
+        </w:rPr>
+        <w:t>는 점이다. 124개 시야를 사람이 하나씩 넘겨보는 일을 실제로 해 보지 않으면 알 수 없는 것들이었다.</w:t>
+      </w:r>
+    </w:p>
+    <w:p>
+      <w:pPr>
+        <w:pStyle w:val="Heading4"/>
+      </w:pPr>
+      <w:r>
+        <w:rPr>
+          <w:rFonts w:ascii="맑은 고딕" w:hAnsi="맑은 고딕" w:eastAsia="맑은 고딕" w:cs="맑은 고딕"/>
+          <w:b w:val="0"/>
+          <w:color w:val="1A1D23"/>
+        </w:rPr>
+        <w:t>시야를 넘기는 흐름 — 124번 반복되는 동작</w:t>
       </w:r>
     </w:p>
     <w:p>
@@ -1893,16 +2211,342 @@
       <w:r>
         <w:rPr>
           <w:rFonts w:ascii="맑은 고딕" w:hAnsi="맑은 고딕" w:eastAsia="맑은 고딕" w:cs="맑은 고딕"/>
+          <w:b w:val="0"/>
+        </w:rPr>
+        <w:t>전수 검토는 같은 조작을 124번 반복하는 일이다. 한 번에 몇 초씩 걸리던 것이 전체 작업 시간을 지배한다.</w:t>
+      </w:r>
+    </w:p>
+    <w:tbl>
+      <w:tblPr>
+        <w:tblStyle w:val="TableGrid"/>
+        <w:tblW w:type="auto" w:w="0"/>
+        <w:jc w:val="center"/>
+        <w:tblLook w:firstColumn="1" w:firstRow="1" w:lastColumn="0" w:lastRow="0" w:noHBand="0" w:noVBand="1" w:val="04A0"/>
+      </w:tblPr>
+      <w:tblGrid>
+        <w:gridCol w:w="4320"/>
+        <w:gridCol w:w="4320"/>
+      </w:tblGrid>
+      <w:tr>
+        <w:tc>
+          <w:tcPr>
+            <w:tcW w:type="dxa" w:w="4320"/>
+            <w:shd w:val="clear" w:fill="EDF0F4"/>
+          </w:tcPr>
+          <w:p>
+            <w:pPr>
+              <w:jc w:val="center"/>
+            </w:pPr>
+            <w:r/>
+            <w:r>
+              <w:rPr>
+                <w:rFonts w:ascii="맑은 고딕" w:hAnsi="맑은 고딕" w:eastAsia="맑은 고딕" w:cs="맑은 고딕"/>
+                <w:b/>
+              </w:rPr>
+              <w:t>조작</w:t>
+            </w:r>
+          </w:p>
+        </w:tc>
+        <w:tc>
+          <w:tcPr>
+            <w:tcW w:type="dxa" w:w="4320"/>
+            <w:shd w:val="clear" w:fill="EDF0F4"/>
+          </w:tcPr>
+          <w:p>
+            <w:pPr>
+              <w:jc w:val="center"/>
+            </w:pPr>
+            <w:r/>
+            <w:r>
+              <w:rPr>
+                <w:rFonts w:ascii="맑은 고딕" w:hAnsi="맑은 고딕" w:eastAsia="맑은 고딕" w:cs="맑은 고딕"/>
+                <w:b/>
+              </w:rPr>
+              <w:t>동작</w:t>
+            </w:r>
+          </w:p>
+        </w:tc>
+      </w:tr>
+      <w:tr>
+        <w:tc>
+          <w:tcPr>
+            <w:tcW w:type="dxa" w:w="4320"/>
+          </w:tcPr>
+          <w:p>
+            <w:r/>
+            <w:r>
+              <w:rPr>
+                <w:rFonts w:ascii="D2Coding" w:hAnsi="D2Coding" w:eastAsia="D2Coding" w:cs="D2Coding"/>
+                <w:color w:val="C0362C"/>
+                <w:sz w:val="19"/>
+              </w:rPr>
+              <w:t>← →</w:t>
+            </w:r>
+            <w:r>
+              <w:rPr>
+                <w:rFonts w:ascii="맑은 고딕" w:hAnsi="맑은 고딕" w:eastAsia="맑은 고딕" w:cs="맑은 고딕"/>
+                <w:b w:val="0"/>
+              </w:rPr>
+              <w:t xml:space="preserve"> 또는 </w:t>
+            </w:r>
+            <w:r>
+              <w:rPr>
+                <w:rFonts w:ascii="D2Coding" w:hAnsi="D2Coding" w:eastAsia="D2Coding" w:cs="D2Coding"/>
+                <w:color w:val="C0362C"/>
+                <w:sz w:val="19"/>
+              </w:rPr>
+              <w:t>‹ ›</w:t>
+            </w:r>
+          </w:p>
+        </w:tc>
+        <w:tc>
+          <w:tcPr>
+            <w:tcW w:type="dxa" w:w="4320"/>
+          </w:tcPr>
+          <w:p>
+            <w:r/>
+            <w:r>
+              <w:rPr>
+                <w:rFonts w:ascii="맑은 고딕" w:hAnsi="맑은 고딕" w:eastAsia="맑은 고딕" w:cs="맑은 고딕"/>
+                <w:b w:val="0"/>
+              </w:rPr>
+              <w:t xml:space="preserve">캐러셀 앞뒤 </w:t>
+            </w:r>
+            <w:r>
+              <w:rPr>
+                <w:rFonts w:ascii="맑은 고딕" w:hAnsi="맑은 고딕" w:eastAsia="맑은 고딕" w:cs="맑은 고딕"/>
+                <w:b/>
+              </w:rPr>
+              <w:t>사진</w:t>
+            </w:r>
+            <w:r>
+              <w:rPr>
+                <w:rFonts w:ascii="맑은 고딕" w:hAnsi="맑은 고딕" w:eastAsia="맑은 고딕" w:cs="맑은 고딕"/>
+                <w:b w:val="0"/>
+              </w:rPr>
+              <w:t xml:space="preserve"> (합성본 · 깊이맵 · 원본 프레임)</w:t>
+            </w:r>
+          </w:p>
+        </w:tc>
+      </w:tr>
+      <w:tr>
+        <w:tc>
+          <w:tcPr>
+            <w:tcW w:type="dxa" w:w="4320"/>
+          </w:tcPr>
+          <w:p>
+            <w:r/>
+            <w:r>
+              <w:rPr>
+                <w:rFonts w:ascii="맑은 고딕" w:hAnsi="맑은 고딕" w:eastAsia="맑은 고딕" w:cs="맑은 고딕"/>
+                <w:b w:val="0"/>
+              </w:rPr>
+              <w:t>끝에서 한 번 더</w:t>
+            </w:r>
+          </w:p>
+        </w:tc>
+        <w:tc>
+          <w:tcPr>
+            <w:tcW w:type="dxa" w:w="4320"/>
+          </w:tcPr>
+          <w:p>
+            <w:r/>
+            <w:r>
+              <w:rPr>
+                <w:rFonts w:ascii="맑은 고딕" w:hAnsi="맑은 고딕" w:eastAsia="맑은 고딕" w:cs="맑은 고딕"/>
+                <w:b w:val="0"/>
+              </w:rPr>
+              <w:t xml:space="preserve">이웃 시야로 넘어갈지 </w:t>
+            </w:r>
+            <w:r>
+              <w:rPr>
+                <w:rFonts w:ascii="맑은 고딕" w:hAnsi="맑은 고딕" w:eastAsia="맑은 고딕" w:cs="맑은 고딕"/>
+                <w:b/>
+              </w:rPr>
+              <w:t>묻는다</w:t>
+            </w:r>
+            <w:r>
+              <w:rPr>
+                <w:rFonts w:ascii="맑은 고딕" w:hAnsi="맑은 고딕" w:eastAsia="맑은 고딕" w:cs="맑은 고딕"/>
+                <w:b w:val="0"/>
+              </w:rPr>
+              <w:t xml:space="preserve"> — "다시 묻지 않기" 를 고르면 이후 바로</w:t>
+            </w:r>
+          </w:p>
+        </w:tc>
+      </w:tr>
+      <w:tr>
+        <w:tc>
+          <w:tcPr>
+            <w:tcW w:type="dxa" w:w="4320"/>
+          </w:tcPr>
+          <w:p>
+            <w:r/>
+            <w:r>
+              <w:rPr>
+                <w:rFonts w:ascii="D2Coding" w:hAnsi="D2Coding" w:eastAsia="D2Coding" w:cs="D2Coding"/>
+                <w:color w:val="C0362C"/>
+                <w:sz w:val="19"/>
+              </w:rPr>
+              <w:t>Ctrl+← →</w:t>
+            </w:r>
+            <w:r>
+              <w:rPr>
+                <w:rFonts w:ascii="맑은 고딕" w:hAnsi="맑은 고딕" w:eastAsia="맑은 고딕" w:cs="맑은 고딕"/>
+                <w:b w:val="0"/>
+              </w:rPr>
+              <w:t xml:space="preserve"> 또는 </w:t>
+            </w:r>
+            <w:r>
+              <w:rPr>
+                <w:rFonts w:ascii="D2Coding" w:hAnsi="D2Coding" w:eastAsia="D2Coding" w:cs="D2Coding"/>
+                <w:color w:val="C0362C"/>
+                <w:sz w:val="19"/>
+              </w:rPr>
+              <w:t>« »</w:t>
+            </w:r>
+          </w:p>
+        </w:tc>
+        <w:tc>
+          <w:tcPr>
+            <w:tcW w:type="dxa" w:w="4320"/>
+          </w:tcPr>
+          <w:p>
+            <w:r/>
+            <w:r>
+              <w:rPr>
+                <w:rFonts w:ascii="맑은 고딕" w:hAnsi="맑은 고딕" w:eastAsia="맑은 고딕" w:cs="맑은 고딕"/>
+                <w:b w:val="0"/>
+              </w:rPr>
+              <w:t xml:space="preserve">곧바로 이웃 </w:t>
+            </w:r>
+            <w:r>
+              <w:rPr>
+                <w:rFonts w:ascii="맑은 고딕" w:hAnsi="맑은 고딕" w:eastAsia="맑은 고딕" w:cs="맑은 고딕"/>
+                <w:b/>
+              </w:rPr>
+              <w:t>시야</w:t>
+            </w:r>
+            <w:r>
+              <w:rPr>
+                <w:rFonts w:ascii="맑은 고딕" w:hAnsi="맑은 고딕" w:eastAsia="맑은 고딕" w:cs="맑은 고딕"/>
+                <w:b w:val="0"/>
+              </w:rPr>
+              <w:t xml:space="preserve"> (묻지 않는다)</w:t>
+            </w:r>
+          </w:p>
+        </w:tc>
+      </w:tr>
+      <w:tr>
+        <w:tc>
+          <w:tcPr>
+            <w:tcW w:type="dxa" w:w="4320"/>
+          </w:tcPr>
+          <w:p>
+            <w:r/>
+            <w:r>
+              <w:rPr>
+                <w:rFonts w:ascii="맑은 고딕" w:hAnsi="맑은 고딕" w:eastAsia="맑은 고딕" w:cs="맑은 고딕"/>
+                <w:b/>
+              </w:rPr>
+              <w:t>검토 완료</w:t>
+            </w:r>
+          </w:p>
+        </w:tc>
+        <w:tc>
+          <w:tcPr>
+            <w:tcW w:type="dxa" w:w="4320"/>
+          </w:tcPr>
+          <w:p>
+            <w:r/>
+            <w:r>
+              <w:rPr>
+                <w:rFonts w:ascii="맑은 고딕" w:hAnsi="맑은 고딕" w:eastAsia="맑은 고딕" w:cs="맑은 고딕"/>
+                <w:b w:val="0"/>
+              </w:rPr>
+              <w:t xml:space="preserve">표시를 저장하고 </w:t>
+            </w:r>
+            <w:r>
+              <w:rPr>
+                <w:rFonts w:ascii="맑은 고딕" w:hAnsi="맑은 고딕" w:eastAsia="맑은 고딕" w:cs="맑은 고딕"/>
+                <w:b/>
+              </w:rPr>
+              <w:t>다음 시야로 넘어간다</w:t>
+            </w:r>
+          </w:p>
+        </w:tc>
+      </w:tr>
+    </w:tbl>
+    <w:p/>
+    <w:p>
+      <w:pPr>
+        <w:spacing w:after="140"/>
+      </w:pPr>
+      <w:r>
+        <w:rPr>
+          <w:rFonts w:ascii="맑은 고딕" w:hAnsi="맑은 고딕" w:eastAsia="맑은 고딕" w:cs="맑은 고딕"/>
+          <w:b w:val="0"/>
+        </w:rPr>
+        <w:t>세 가지를 신경 썼다.</w:t>
+      </w:r>
+    </w:p>
+    <w:p>
+      <w:pPr>
+        <w:pStyle w:val="ListBullet"/>
+      </w:pPr>
+      <w:r>
+        <w:rPr>
+          <w:rFonts w:ascii="맑은 고딕" w:hAnsi="맑은 고딕" w:eastAsia="맑은 고딕" w:cs="맑은 고딕"/>
           <w:b/>
         </w:rPr>
-        <w:t>흐름</w:t>
+        <w:t>검토 완료가 다음 시야로 이어진다.</w:t>
       </w:r>
       <w:r>
         <w:rPr>
           <w:rFonts w:ascii="맑은 고딕" w:hAnsi="맑은 고딕" w:eastAsia="맑은 고딕" w:cs="맑은 고딕"/>
           <w:b w:val="0"/>
         </w:rPr>
-        <w:t xml:space="preserve"> — </w:t>
+        <w:t xml:space="preserve"> 검토는 연달아 하는 일이고 누른 사람의 뜻이 분명하므로 묻지 않는다. 반대로 </w:t>
+      </w:r>
+      <w:r>
+        <w:rPr>
+          <w:rFonts w:ascii="맑은 고딕" w:hAnsi="맑은 고딕" w:eastAsia="맑은 고딕" w:cs="맑은 고딕"/>
+          <w:b/>
+        </w:rPr>
+        <w:t>해제할 때는 한 번 더 묻는다</w:t>
+      </w:r>
+      <w:r>
+        <w:rPr>
+          <w:rFonts w:ascii="맑은 고딕" w:hAnsi="맑은 고딕" w:eastAsia="맑은 고딕" w:cs="맑은 고딕"/>
+          <w:b w:val="0"/>
+        </w:rPr>
+        <w:t xml:space="preserve"> — 잘못 눌러 풀리면 "다 본 시야" 표시가 조용히 사라지고, 그것이 학습 데이터 선별의 근거다</w:t>
+      </w:r>
+    </w:p>
+    <w:p>
+      <w:pPr>
+        <w:pStyle w:val="ListBullet"/>
+      </w:pPr>
+      <w:r>
+        <w:rPr>
+          <w:rFonts w:ascii="맑은 고딕" w:hAnsi="맑은 고딕" w:eastAsia="맑은 고딕" w:cs="맑은 고딕"/>
+          <w:b w:val="0"/>
+        </w:rPr>
+        <w:t xml:space="preserve">이전 시야로 거슬러 갈 때는 </w:t>
+      </w:r>
+      <w:r>
+        <w:rPr>
+          <w:rFonts w:ascii="맑은 고딕" w:hAnsi="맑은 고딕" w:eastAsia="맑은 고딕" w:cs="맑은 고딕"/>
+          <w:b/>
+        </w:rPr>
+        <w:t>그 시야의 마지막 사진</w:t>
+      </w:r>
+      <w:r>
+        <w:rPr>
+          <w:rFonts w:ascii="맑은 고딕" w:hAnsi="맑은 고딕" w:eastAsia="맑은 고딕" w:cs="맑은 고딕"/>
+          <w:b w:val="0"/>
+        </w:rPr>
+        <w:t xml:space="preserve">에서 시작한다. 그러지 않으면 </w:t>
       </w:r>
       <w:r>
         <w:rPr>
@@ -1910,14 +2554,14 @@
           <w:color w:val="C0362C"/>
           <w:sz w:val="19"/>
         </w:rPr>
-        <w:t>← →</w:t>
+        <w:t>←</w:t>
       </w:r>
       <w:r>
         <w:rPr>
           <w:rFonts w:ascii="맑은 고딕" w:hAnsi="맑은 고딕" w:eastAsia="맑은 고딕" w:cs="맑은 고딕"/>
           <w:b w:val="0"/>
         </w:rPr>
-        <w:t xml:space="preserve"> 로 사진을, </w:t>
+        <w:t xml:space="preserve"> 로 되돌아갔다가 다시 </w:t>
       </w:r>
       <w:r>
         <w:rPr>
@@ -1925,14 +2569,33 @@
           <w:color w:val="C0362C"/>
           <w:sz w:val="19"/>
         </w:rPr>
-        <w:t>Ctrl+← →</w:t>
+        <w:t>→</w:t>
       </w:r>
       <w:r>
         <w:rPr>
           <w:rFonts w:ascii="맑은 고딕" w:hAnsi="맑은 고딕" w:eastAsia="맑은 고딕" w:cs="맑은 고딕"/>
           <w:b w:val="0"/>
         </w:rPr>
-        <w:t xml:space="preserve"> 와 </w:t>
+        <w:t xml:space="preserve"> 를 누르는 왕복이 끊긴다</w:t>
+      </w:r>
+    </w:p>
+    <w:p>
+      <w:pPr>
+        <w:pStyle w:val="ListBullet"/>
+      </w:pPr>
+      <w:r>
+        <w:rPr>
+          <w:rFonts w:ascii="맑은 고딕" w:hAnsi="맑은 고딕" w:eastAsia="맑은 고딕" w:cs="맑은 고딕"/>
+          <w:b/>
+        </w:rPr>
+        <w:t>시야를 떠나기 전에 지연 저장 중인 교정을 밀어낸다</w:t>
+      </w:r>
+      <w:r>
+        <w:rPr>
+          <w:rFonts w:ascii="맑은 고딕" w:hAnsi="맑은 고딕" w:eastAsia="맑은 고딕" w:cs="맑은 고딕"/>
+          <w:b w:val="0"/>
+        </w:rPr>
+        <w:t>(</w:t>
       </w:r>
       <w:r>
         <w:rPr>
@@ -1940,28 +2603,42 @@
           <w:color w:val="C0362C"/>
           <w:sz w:val="19"/>
         </w:rPr>
-        <w:t>« »</w:t>
+        <w:t>keepalive</w:t>
       </w:r>
       <w:r>
         <w:rPr>
           <w:rFonts w:ascii="맑은 고딕" w:hAnsi="맑은 고딕" w:eastAsia="맑은 고딕" w:cs="맑은 고딕"/>
           <w:b w:val="0"/>
         </w:rPr>
-        <w:t xml:space="preserve"> 로 시야를 넘긴다. </w:t>
-      </w:r>
-      <w:r>
-        <w:rPr>
-          <w:rFonts w:ascii="맑은 고딕" w:hAnsi="맑은 고딕" w:eastAsia="맑은 고딕" w:cs="맑은 고딕"/>
-          <w:b/>
-        </w:rPr>
-        <w:t>검토 완료</w:t>
+        <w:t xml:space="preserve">). 지우고 곧바로 </w:t>
+      </w:r>
+      <w:r>
+        <w:rPr>
+          <w:rFonts w:ascii="D2Coding" w:hAnsi="D2Coding" w:eastAsia="D2Coding" w:cs="D2Coding"/>
+          <w:color w:val="C0362C"/>
+          <w:sz w:val="19"/>
+        </w:rPr>
+        <w:t>→</w:t>
       </w:r>
       <w:r>
         <w:rPr>
           <w:rFonts w:ascii="맑은 고딕" w:hAnsi="맑은 고딕" w:eastAsia="맑은 고딕" w:cs="맑은 고딕"/>
           <w:b w:val="0"/>
         </w:rPr>
-        <w:t xml:space="preserve"> 버튼을 누르면 표시를 저장하고 다음 시야로 넘어간다(해제할 때만 확인을 묻는다). 시야를 떠나기 전에 지연 저장 중인 교정을 밀어낸다.</w:t>
+        <w:t xml:space="preserve"> 를 누르면 그 교정이 사라지고 있었다</w:t>
+      </w:r>
+    </w:p>
+    <w:p>
+      <w:pPr>
+        <w:pStyle w:val="Heading4"/>
+      </w:pPr>
+      <w:r>
+        <w:rPr>
+          <w:rFonts w:ascii="맑은 고딕" w:hAnsi="맑은 고딕" w:eastAsia="맑은 고딕" w:cs="맑은 고딕"/>
+          <w:b w:val="0"/>
+          <w:color w:val="1A1D23"/>
+        </w:rPr>
+        <w:t>사진 위에서 조작한다</w:t>
       </w:r>
     </w:p>
     <w:p>
@@ -1971,44 +2648,23 @@
       <w:r>
         <w:rPr>
           <w:rFonts w:ascii="맑은 고딕" w:hAnsi="맑은 고딕" w:eastAsia="맑은 고딕" w:cs="맑은 고딕"/>
+          <w:b w:val="0"/>
+        </w:rPr>
+        <w:t xml:space="preserve">교정 버튼 여섯 개를 사진 좌상단으로, </w:t>
+      </w:r>
+      <w:r>
+        <w:rPr>
+          <w:rFonts w:ascii="맑은 고딕" w:hAnsi="맑은 고딕" w:eastAsia="맑은 고딕" w:cs="맑은 고딕"/>
           <w:b/>
         </w:rPr>
-        <w:t>판정 교정</w:t>
+        <w:t>검토 완료</w:t>
       </w:r>
       <w:r>
         <w:rPr>
           <w:rFonts w:ascii="맑은 고딕" w:hAnsi="맑은 고딕" w:eastAsia="맑은 고딕" w:cs="맑은 고딕"/>
           <w:b w:val="0"/>
         </w:rPr>
-        <w:t xml:space="preserve"> — 우클릭으로 분류를 직접 지정한다: 원형 · 원형 파편 · 봉상 · 봉상 파편, 그리고 형태가 아니라 속(屬)으로 알아보는 </w:t>
-      </w:r>
-      <w:r>
-        <w:rPr>
-          <w:rFonts w:ascii="맑은 고딕" w:hAnsi="맑은 고딕" w:eastAsia="맑은 고딕" w:cs="맑은 고딕"/>
-          <w:b/>
-        </w:rPr>
-        <w:t>Eucampia</w:t>
-      </w:r>
-      <w:r>
-        <w:rPr>
-          <w:rFonts w:ascii="맑은 고딕" w:hAnsi="맑은 고딕" w:eastAsia="맑은 고딕" w:cs="맑은 고딕"/>
-          <w:b w:val="0"/>
-        </w:rPr>
-        <w:t xml:space="preserve">. 사람의 지정이 자동 판정을 덮어쓰되 원래 값을 남긴다. 개체마다 </w:t>
-      </w:r>
-      <w:r>
-        <w:rPr>
-          <w:rFonts w:ascii="맑은 고딕" w:hAnsi="맑은 고딕" w:eastAsia="맑은 고딕" w:cs="맑은 고딕"/>
-          <w:b/>
-        </w:rPr>
-        <w:t>코멘트</w:t>
-      </w:r>
-      <w:r>
-        <w:rPr>
-          <w:rFonts w:ascii="맑은 고딕" w:hAnsi="맑은 고딕" w:eastAsia="맑은 고딕" w:cs="맑은 고딕"/>
-          <w:b w:val="0"/>
-        </w:rPr>
-        <w:t>를 달 수 있고 사진 오른쪽에 나열되며, 커서를 올리면 그 개체가 선택된다. 시야 전체 코멘트는 그 옆 고정 칸에 적는다.</w:t>
+        <w:t>를 하단 가운데로 올렸다. 사진에서 눈을 떼지 않고 조작해야 하기 때문이다. 네 귀퉁이가 각각 쓰인다 — 좌상 교정 도구, 우상 레이어 토글, 우하 스케일바, 하단 가운데 검토 완료, 배율은 남은 좌하단.</w:t>
       </w:r>
     </w:p>
     <w:p>
@@ -2018,45 +2674,44 @@
       <w:r>
         <w:rPr>
           <w:rFonts w:ascii="맑은 고딕" w:hAnsi="맑은 고딕" w:eastAsia="맑은 고딕" w:cs="맑은 고딕"/>
-          <w:b/>
-        </w:rPr>
-        <w:t>검출 결과만 보는 화면</w:t>
-      </w:r>
-      <w:r>
-        <w:rPr>
-          <w:rFonts w:ascii="맑은 고딕" w:hAnsi="맑은 고딕" w:eastAsia="맑은 고딕" w:cs="맑은 고딕"/>
           <w:b w:val="0"/>
         </w:rPr>
-        <w:t>(</w:t>
-      </w:r>
+        <w:t>머리글도 줄였다. 경로·그룹·태그·최선 프레임을 제목 옆 한 줄로 올려 본문의 세 줄을 걷어냈고, 헤더-탭 간격을 15 px → 5 px 로 좁혔다. 촬영 소요 초처럼 판단에 쓰이지 않는 값은 뺐다.</w:t>
+      </w:r>
+    </w:p>
+    <w:p>
+      <w:pPr>
+        <w:spacing w:before="80" w:after="160"/>
+        <w:ind w:left="280"/>
+        <w:shd w:val="clear" w:fill="F4F5F7"/>
+      </w:pPr>
       <w:r>
         <w:rPr>
           <w:rFonts w:ascii="D2Coding" w:hAnsi="D2Coding" w:eastAsia="D2Coding" w:cs="D2Coding"/>
-          <w:color w:val="C0362C"/>
-          <w:sz w:val="19"/>
-        </w:rPr>
-        <w:t>/crops/</w:t>
-      </w:r>
+          <w:sz w:val="18"/>
+        </w:rPr>
+        <w:t>규조류 뷰어  데이터셋 / RS23-GC03 71cm / g1 · 5장 · g001_Snap-21371-21375 · 최선 …  ← g0  g2 →</w:t>
+        <w:br/>
+      </w:r>
+      <w:r>
+        <w:rPr>
+          <w:rFonts w:ascii="D2Coding" w:hAnsi="D2Coding" w:eastAsia="D2Coding" w:cs="D2Coding"/>
+          <w:sz w:val="18"/>
+        </w:rPr>
+        <w:t>[검출 화면 (합성본)] [개체 목록 45]        후보 45개 (봉상 36, 원형 9) · 0.1126 µm/px</w:t>
+      </w:r>
+    </w:p>
+    <w:p>
+      <w:pPr>
+        <w:pStyle w:val="Heading4"/>
+      </w:pPr>
       <w:r>
         <w:rPr>
           <w:rFonts w:ascii="맑은 고딕" w:hAnsi="맑은 고딕" w:eastAsia="맑은 고딕" w:cs="맑은 고딕"/>
           <w:b w:val="0"/>
-        </w:rPr>
-        <w:t xml:space="preserve">) — 검출된 개체만 잘라 썸네일 격자로 늘어놓는다. 크기 내림차순이라 의심스러운 것이 뒤에 모인다. </w:t>
-      </w:r>
-      <w:r>
-        <w:rPr>
-          <w:rFonts w:ascii="맑은 고딕" w:hAnsi="맑은 고딕" w:eastAsia="맑은 고딕" w:cs="맑은 고딕"/>
-          <w:b/>
-        </w:rPr>
-        <w:t>방향을 세운다</w:t>
-      </w:r>
-      <w:r>
-        <w:rPr>
-          <w:rFonts w:ascii="맑은 고딕" w:hAnsi="맑은 고딕" w:eastAsia="맑은 고딕" w:cs="맑은 고딕"/>
-          <w:b w:val="0"/>
-        </w:rPr>
-        <w:t xml:space="preserve"> — 마스크 폴리곤의 면적 모멘트로 주축을 구해 장축을 세로로 돌리므로 형태를 나란히 비교할 수 있다. 썸네일마다 스케일바가 붙는다.</w:t>
+          <w:color w:val="1A1D23"/>
+        </w:rPr>
+        <w:t>무엇을 눌렀는지 어긋나지 않게 — 실측이 필요했던 곳</w:t>
       </w:r>
     </w:p>
     <w:p>
@@ -2066,16 +2721,23 @@
       <w:r>
         <w:rPr>
           <w:rFonts w:ascii="맑은 고딕" w:hAnsi="맑은 고딕" w:eastAsia="맑은 고딕" w:cs="맑은 고딕"/>
+          <w:b w:val="0"/>
+        </w:rPr>
+        <w:t xml:space="preserve">여기가 가장 손이 많이 간 부분이다. </w:t>
+      </w:r>
+      <w:r>
+        <w:rPr>
+          <w:rFonts w:ascii="맑은 고딕" w:hAnsi="맑은 고딕" w:eastAsia="맑은 고딕" w:cs="맑은 고딕"/>
           <w:b/>
         </w:rPr>
-        <w:t>탈락 후보 레이어</w:t>
+        <w:t>눌렀는데 다른 것이 잡히거나, 아무것도 없는데 뭔가 뜨는</w:t>
       </w:r>
       <w:r>
         <w:rPr>
           <w:rFonts w:ascii="맑은 고딕" w:hAnsi="맑은 고딕" w:eastAsia="맑은 고딕" w:cs="맑은 고딕"/>
           <w:b w:val="0"/>
         </w:rPr>
-        <w:t xml:space="preserve"> — 문턱에서 떨어진 후보를 빨간 점선으로 겹쳐 본다. 이것이 재현율 측정의 도구가 된다(§5.2).</w:t>
+        <w:t xml:space="preserve"> 문제가 셋 있었고 전부 측정으로 원인을 찾았다.</w:t>
       </w:r>
     </w:p>
     <w:p>
@@ -2085,9 +2747,1256 @@
       <w:r>
         <w:rPr>
           <w:rFonts w:ascii="맑은 고딕" w:hAnsi="맑은 고딕" w:eastAsia="맑은 고딕" w:cs="맑은 고딕"/>
+          <w:b/>
+        </w:rPr>
+        <w:t>1. bbox 를 끄면 클릭 판정도 마스크로 바뀐다.</w:t>
+      </w:r>
+      <w:r>
+        <w:rPr>
+          <w:rFonts w:ascii="맑은 고딕" w:hAnsi="맑은 고딕" w:eastAsia="맑은 고딕" w:cs="맑은 고딕"/>
           <w:b w:val="0"/>
         </w:rPr>
-        <w:t>그 밖에: 확대하면 원본 화소로 갈아 끼우고(1600 px 축소본을 늘려 보고 있었다), 배율 표시를 원본 기준으로 바꿨고(화면에 맞춘 상태가 53%다), bbox 를 끄면 클릭 판정이 마스크로 바뀌며, 겹친 개체는 다시 클릭하면 순환한다.</w:t>
+        <w:t xml:space="preserve"> bbox 를 끄면 화면에 보이는 것은 마스크뿐인데 판정은 여전히 bbox 로 하고 있었다 — 큰 물체의 빈 자리를 눌러도 잡혔다. 폴리곤 내부 판정(ray casting)으로 바꿨고, hover 팝업도 같은 규칙을 쓴다.</w:t>
+      </w:r>
+    </w:p>
+    <w:p>
+      <w:pPr>
+        <w:spacing w:after="140"/>
+      </w:pPr>
+      <w:r>
+        <w:rPr>
+          <w:rFonts w:ascii="맑은 고딕" w:hAnsi="맑은 고딕" w:eastAsia="맑은 고딕" w:cs="맑은 고딕"/>
+          <w:b/>
+        </w:rPr>
+        <w:t>2. 겹친 개체는 다시 클릭하면 순환한다.</w:t>
+      </w:r>
+      <w:r>
+        <w:rPr>
+          <w:rFonts w:ascii="맑은 고딕" w:hAnsi="맑은 고딕" w:eastAsia="맑은 고딕" w:cs="맑은 고딕"/>
+          <w:b w:val="0"/>
+        </w:rPr>
+        <w:t xml:space="preserve"> SAM 은 한 자리에 여러 스케일의 마스크를 내므로 bbox 가 예사로 겹친다(후보의 84%가 더 큰 마스크 안에 든다). 맨 위의 것만 잡히면 아래 것을 고를 방법이 없었다. </w:t>
+      </w:r>
+      <w:r>
+        <w:rPr>
+          <w:rFonts w:ascii="맑은 고딕" w:hAnsi="맑은 고딕" w:eastAsia="맑은 고딕" w:cs="맑은 고딕"/>
+          <w:b/>
+        </w:rPr>
+        <w:t>작은 것부터</w:t>
+      </w:r>
+      <w:r>
+        <w:rPr>
+          <w:rFonts w:ascii="맑은 고딕" w:hAnsi="맑은 고딕" w:eastAsia="맑은 고딕" w:cs="맑은 고딕"/>
+          <w:b w:val="0"/>
+        </w:rPr>
+        <w:t xml:space="preserve"> 돌고, 선택 정보에 </w:t>
+      </w:r>
+      <w:r>
+        <w:rPr>
+          <w:rFonts w:ascii="D2Coding" w:hAnsi="D2Coding" w:eastAsia="D2Coding" w:cs="D2Coding"/>
+          <w:color w:val="C0362C"/>
+          <w:sz w:val="19"/>
+        </w:rPr>
+        <w:t>이 자리에 3개 겹침 (2/3)</w:t>
+      </w:r>
+      <w:r>
+        <w:rPr>
+          <w:rFonts w:ascii="맑은 고딕" w:hAnsi="맑은 고딕" w:eastAsia="맑은 고딕" w:cs="맑은 고딕"/>
+          <w:b w:val="0"/>
+        </w:rPr>
+        <w:t xml:space="preserve"> 으로 몇 번째인지 나온다.</w:t>
+      </w:r>
+    </w:p>
+    <w:p>
+      <w:pPr>
+        <w:spacing w:after="140"/>
+      </w:pPr>
+      <w:r>
+        <w:rPr>
+          <w:rFonts w:ascii="맑은 고딕" w:hAnsi="맑은 고딕" w:eastAsia="맑은 고딕" w:cs="맑은 고딕"/>
+          <w:b/>
+        </w:rPr>
+        <w:t>3. 탈락 후보는 마스크로만 판정한다.</w:t>
+      </w:r>
+      <w:r>
+        <w:rPr>
+          <w:rFonts w:ascii="맑은 고딕" w:hAnsi="맑은 고딕" w:eastAsia="맑은 고딕" w:cs="맑은 고딕"/>
+          <w:b w:val="0"/>
+        </w:rPr>
+        <w:t xml:space="preserve"> "빈 곳을 눌렀는데 탈락 후보가 뜬다" 는 지적으로 시작해 덮는 면적을 재 봤다.</w:t>
+      </w:r>
+    </w:p>
+    <w:tbl>
+      <w:tblPr>
+        <w:tblStyle w:val="TableGrid"/>
+        <w:tblW w:type="auto" w:w="0"/>
+        <w:jc w:val="center"/>
+        <w:tblLook w:firstColumn="1" w:firstRow="1" w:lastColumn="0" w:lastRow="0" w:noHBand="0" w:noVBand="1" w:val="04A0"/>
+      </w:tblPr>
+      <w:tblGrid>
+        <w:gridCol w:w="4320"/>
+        <w:gridCol w:w="4320"/>
+      </w:tblGrid>
+      <w:tr>
+        <w:tc>
+          <w:tcPr>
+            <w:tcW w:type="dxa" w:w="4320"/>
+            <w:shd w:val="clear" w:fill="EDF0F4"/>
+          </w:tcPr>
+          <w:p>
+            <w:pPr>
+              <w:jc w:val="center"/>
+            </w:pPr>
+            <w:r/>
+            <w:r>
+              <w:rPr>
+                <w:rFonts w:ascii="맑은 고딕" w:hAnsi="맑은 고딕" w:eastAsia="맑은 고딕" w:cs="맑은 고딕"/>
+                <w:b/>
+              </w:rPr>
+              <w:t>시야당 탈락 후보 133개(중앙)가 덮는 면적</w:t>
+            </w:r>
+          </w:p>
+        </w:tc>
+        <w:tc>
+          <w:tcPr>
+            <w:tcW w:type="dxa" w:w="4320"/>
+            <w:shd w:val="clear" w:fill="EDF0F4"/>
+          </w:tcPr>
+          <w:p>
+            <w:pPr>
+              <w:jc w:val="center"/>
+            </w:pPr>
+            <w:r/>
+          </w:p>
+        </w:tc>
+      </w:tr>
+      <w:tr>
+        <w:tc>
+          <w:tcPr>
+            <w:tcW w:type="dxa" w:w="4320"/>
+          </w:tcPr>
+          <w:p>
+            <w:r/>
+            <w:r>
+              <w:rPr>
+                <w:rFonts w:ascii="맑은 고딕" w:hAnsi="맑은 고딕" w:eastAsia="맑은 고딕" w:cs="맑은 고딕"/>
+                <w:b w:val="0"/>
+              </w:rPr>
+              <w:t>bbox 합집합 (옛 판정 기준)</w:t>
+            </w:r>
+          </w:p>
+        </w:tc>
+        <w:tc>
+          <w:tcPr>
+            <w:tcW w:type="dxa" w:w="4320"/>
+          </w:tcPr>
+          <w:p>
+            <w:r/>
+            <w:r>
+              <w:rPr>
+                <w:rFonts w:ascii="맑은 고딕" w:hAnsi="맑은 고딕" w:eastAsia="맑은 고딕" w:cs="맑은 고딕"/>
+                <w:b/>
+              </w:rPr>
+              <w:t>46.6%</w:t>
+            </w:r>
+            <w:r>
+              <w:rPr>
+                <w:rFonts w:ascii="맑은 고딕" w:hAnsi="맑은 고딕" w:eastAsia="맑은 고딕" w:cs="맑은 고딕"/>
+                <w:b w:val="0"/>
+              </w:rPr>
+              <w:t xml:space="preserve"> (최대 63%)</w:t>
+            </w:r>
+          </w:p>
+        </w:tc>
+      </w:tr>
+      <w:tr>
+        <w:tc>
+          <w:tcPr>
+            <w:tcW w:type="dxa" w:w="4320"/>
+          </w:tcPr>
+          <w:p>
+            <w:r/>
+            <w:r>
+              <w:rPr>
+                <w:rFonts w:ascii="맑은 고딕" w:hAnsi="맑은 고딕" w:eastAsia="맑은 고딕" w:cs="맑은 고딕"/>
+                <w:b w:val="0"/>
+              </w:rPr>
+              <w:t>마스크 합집합</w:t>
+            </w:r>
+          </w:p>
+        </w:tc>
+        <w:tc>
+          <w:tcPr>
+            <w:tcW w:type="dxa" w:w="4320"/>
+          </w:tcPr>
+          <w:p>
+            <w:r/>
+            <w:r>
+              <w:rPr>
+                <w:rFonts w:ascii="맑은 고딕" w:hAnsi="맑은 고딕" w:eastAsia="맑은 고딕" w:cs="맑은 고딕"/>
+                <w:b w:val="0"/>
+              </w:rPr>
+              <w:t>19.5% (최대 32%)</w:t>
+            </w:r>
+          </w:p>
+        </w:tc>
+      </w:tr>
+      <w:tr>
+        <w:tc>
+          <w:tcPr>
+            <w:tcW w:type="dxa" w:w="4320"/>
+          </w:tcPr>
+          <w:p>
+            <w:r/>
+            <w:r>
+              <w:rPr>
+                <w:rFonts w:ascii="맑은 고딕" w:hAnsi="맑은 고딕" w:eastAsia="맑은 고딕" w:cs="맑은 고딕"/>
+                <w:b w:val="0"/>
+              </w:rPr>
+              <w:t>차이 — 아무것도 없는데 bbox 안</w:t>
+            </w:r>
+          </w:p>
+        </w:tc>
+        <w:tc>
+          <w:tcPr>
+            <w:tcW w:type="dxa" w:w="4320"/>
+          </w:tcPr>
+          <w:p>
+            <w:r/>
+            <w:r>
+              <w:rPr>
+                <w:rFonts w:ascii="맑은 고딕" w:hAnsi="맑은 고딕" w:eastAsia="맑은 고딕" w:cs="맑은 고딕"/>
+                <w:b/>
+              </w:rPr>
+              <w:t>25.3%p</w:t>
+            </w:r>
+          </w:p>
+        </w:tc>
+      </w:tr>
+    </w:tbl>
+    <w:p/>
+    <w:p>
+      <w:pPr>
+        <w:spacing w:after="140"/>
+      </w:pPr>
+      <w:r>
+        <w:rPr>
+          <w:rFonts w:ascii="맑은 고딕" w:hAnsi="맑은 고딕" w:eastAsia="맑은 고딕" w:cs="맑은 고딕"/>
+          <w:b w:val="0"/>
+        </w:rPr>
+        <w:t xml:space="preserve">무작위 점으로는 48%의 위치에서 뭔가 떴다(마스크 기준이면 17%). 탈락분은 화면에 그려지지도 않으니 </w:t>
+      </w:r>
+      <w:r>
+        <w:rPr>
+          <w:rFonts w:ascii="맑은 고딕" w:hAnsi="맑은 고딕" w:eastAsia="맑은 고딕" w:cs="맑은 고딕"/>
+          <w:b/>
+        </w:rPr>
+        <w:t>왜 떴는지 알 방법이 없었다.</w:t>
+      </w:r>
+      <w:r>
+        <w:rPr>
+          <w:rFonts w:ascii="맑은 고딕" w:hAnsi="맑은 고딕" w:eastAsia="맑은 고딕" w:cs="맑은 고딕"/>
+          <w:b w:val="0"/>
+        </w:rPr>
+        <w:t xml:space="preserve"> 폴리곤 판정으로 바꿨다(폴리곤이 없는 탈락 후보는 16,414개 중 0개라 잃는 것도 없다).</w:t>
+      </w:r>
+    </w:p>
+    <w:p>
+      <w:pPr>
+        <w:pStyle w:val="Heading4"/>
+      </w:pPr>
+      <w:r>
+        <w:rPr>
+          <w:rFonts w:ascii="맑은 고딕" w:hAnsi="맑은 고딕" w:eastAsia="맑은 고딕" w:cs="맑은 고딕"/>
+          <w:b w:val="0"/>
+          <w:color w:val="1A1D23"/>
+        </w:rPr>
+        <w:t>판정을 사람이 고친다</w:t>
+      </w:r>
+    </w:p>
+    <w:p>
+      <w:pPr>
+        <w:spacing w:after="140"/>
+      </w:pPr>
+      <w:r>
+        <w:rPr>
+          <w:rFonts w:ascii="맑은 고딕" w:hAnsi="맑은 고딕" w:eastAsia="맑은 고딕" w:cs="맑은 고딕"/>
+          <w:b w:val="0"/>
+        </w:rPr>
+        <w:t>자동 판정은 봉상·원형 둘뿐인데 조각난 규조각이 그 둘로 잘못 들어간다. 우클릭으로 직접 지정한다.</w:t>
+      </w:r>
+    </w:p>
+    <w:p>
+      <w:pPr>
+        <w:spacing w:before="80" w:after="160"/>
+        <w:ind w:left="280"/>
+        <w:shd w:val="clear" w:fill="F4F5F7"/>
+      </w:pPr>
+      <w:r>
+        <w:rPr>
+          <w:rFonts w:ascii="D2Coding" w:hAnsi="D2Coding" w:eastAsia="D2Coding" w:cs="D2Coding"/>
+          <w:sz w:val="18"/>
+        </w:rPr>
+        <w:t>형태     원형 · 원형 파편 · 봉상 · 봉상 파편</w:t>
+        <w:br/>
+      </w:r>
+      <w:r>
+        <w:rPr>
+          <w:rFonts w:ascii="D2Coding" w:hAnsi="D2Coding" w:eastAsia="D2Coding" w:cs="D2Coding"/>
+          <w:sz w:val="18"/>
+        </w:rPr>
+        <w:t>──────────────────────────────</w:t>
+        <w:br/>
+      </w:r>
+      <w:r>
+        <w:rPr>
+          <w:rFonts w:ascii="D2Coding" w:hAnsi="D2Coding" w:eastAsia="D2Coding" w:cs="D2Coding"/>
+          <w:sz w:val="18"/>
+        </w:rPr>
+        <w:t>분류학   Eucampia</w:t>
+      </w:r>
+    </w:p>
+    <w:p>
+      <w:pPr>
+        <w:pStyle w:val="ListBullet"/>
+      </w:pPr>
+      <w:r>
+        <w:rPr>
+          <w:rFonts w:ascii="맑은 고딕" w:hAnsi="맑은 고딕" w:eastAsia="맑은 고딕" w:cs="맑은 고딕"/>
+          <w:b/>
+        </w:rPr>
+        <w:t>형태 칸과 분류학 칸을 줄로 나눴다.</w:t>
+      </w:r>
+      <w:r>
+        <w:rPr>
+          <w:rFonts w:ascii="맑은 고딕" w:hAnsi="맑은 고딕" w:eastAsia="맑은 고딕" w:cs="맑은 고딕"/>
+          <w:b w:val="0"/>
+        </w:rPr>
+        <w:t xml:space="preserve"> Eucampia 는 형태가 아니라 속(屬)으로 알아보는 것이라 같은 칸에 묶을 수 없다</w:t>
+      </w:r>
+    </w:p>
+    <w:p>
+      <w:pPr>
+        <w:pStyle w:val="ListBullet"/>
+      </w:pPr>
+      <w:r>
+        <w:rPr>
+          <w:rFonts w:ascii="맑은 고딕" w:hAnsi="맑은 고딕" w:eastAsia="맑은 고딕" w:cs="맑은 고딕"/>
+          <w:b w:val="0"/>
+        </w:rPr>
+        <w:t xml:space="preserve">사람의 지정이 자동 판정을 덮어쓰되 </w:t>
+      </w:r>
+      <w:r>
+        <w:rPr>
+          <w:rFonts w:ascii="맑은 고딕" w:hAnsi="맑은 고딕" w:eastAsia="맑은 고딕" w:cs="맑은 고딕"/>
+          <w:b/>
+        </w:rPr>
+        <w:t>원래 값을 남긴다</w:t>
+      </w:r>
+      <w:r>
+        <w:rPr>
+          <w:rFonts w:ascii="맑은 고딕" w:hAnsi="맑은 고딕" w:eastAsia="맑은 고딕" w:cs="맑은 고딕"/>
+          <w:b w:val="0"/>
+        </w:rPr>
+        <w:t xml:space="preserve">(툴팁에 </w:t>
+      </w:r>
+      <w:r>
+        <w:rPr>
+          <w:rFonts w:ascii="D2Coding" w:hAnsi="D2Coding" w:eastAsia="D2Coding" w:cs="D2Coding"/>
+          <w:color w:val="C0362C"/>
+          <w:sz w:val="19"/>
+        </w:rPr>
+        <w:t>자동 판정: 원형</w:t>
+      </w:r>
+      <w:r>
+        <w:rPr>
+          <w:rFonts w:ascii="맑은 고딕" w:hAnsi="맑은 고딕" w:eastAsia="맑은 고딕" w:cs="맑은 고딕"/>
+          <w:b w:val="0"/>
+        </w:rPr>
+        <w:t>)</w:t>
+      </w:r>
+    </w:p>
+    <w:p>
+      <w:pPr>
+        <w:pStyle w:val="ListBullet"/>
+      </w:pPr>
+      <w:r>
+        <w:rPr>
+          <w:rFonts w:ascii="맑은 고딕" w:hAnsi="맑은 고딕" w:eastAsia="맑은 고딕" w:cs="맑은 고딕"/>
+          <w:b w:val="0"/>
+        </w:rPr>
+        <w:t>파편은 별도 색이고 사람이 지정한 것은 테두리가 점선이라 자동 판정과 구분된다</w:t>
+      </w:r>
+    </w:p>
+    <w:p>
+      <w:pPr>
+        <w:pStyle w:val="ListBullet"/>
+      </w:pPr>
+      <w:r>
+        <w:rPr>
+          <w:rFonts w:ascii="맑은 고딕" w:hAnsi="맑은 고딕" w:eastAsia="맑은 고딕" w:cs="맑은 고딕"/>
+          <w:b w:val="0"/>
+        </w:rPr>
+        <w:t>분류 정의를 한 곳(</w:t>
+      </w:r>
+      <w:r>
+        <w:rPr>
+          <w:rFonts w:ascii="D2Coding" w:hAnsi="D2Coding" w:eastAsia="D2Coding" w:cs="D2Coding"/>
+          <w:color w:val="C0362C"/>
+          <w:sz w:val="19"/>
+        </w:rPr>
+        <w:t>CLASS_LABELS</w:t>
+      </w:r>
+      <w:r>
+        <w:rPr>
+          <w:rFonts w:ascii="맑은 고딕" w:hAnsi="맑은 고딕" w:eastAsia="맑은 고딕" w:cs="맑은 고딕"/>
+          <w:b w:val="0"/>
+        </w:rPr>
+        <w:t xml:space="preserve">, 지금은 </w:t>
+      </w:r>
+      <w:r>
+        <w:rPr>
+          <w:rFonts w:ascii="D2Coding" w:hAnsi="D2Coding" w:eastAsia="D2Coding" w:cs="D2Coding"/>
+          <w:color w:val="C0362C"/>
+          <w:sz w:val="19"/>
+        </w:rPr>
+        <w:t>ClassDef</w:t>
+      </w:r>
+      <w:r>
+        <w:rPr>
+          <w:rFonts w:ascii="맑은 고딕" w:hAnsi="맑은 고딕" w:eastAsia="맑은 고딕" w:cs="맑은 고딕"/>
+          <w:b w:val="0"/>
+        </w:rPr>
+        <w:t xml:space="preserve"> 표)으로 모아 </w:t>
+      </w:r>
+      <w:r>
+        <w:rPr>
+          <w:rFonts w:ascii="맑은 고딕" w:hAnsi="맑은 고딕" w:eastAsia="맑은 고딕" w:cs="맑은 고딕"/>
+          <w:b/>
+        </w:rPr>
+        <w:t>분류를 더할 때 한 줄만 고치면 된다</w:t>
+      </w:r>
+      <w:r>
+        <w:rPr>
+          <w:rFonts w:ascii="맑은 고딕" w:hAnsi="맑은 고딕" w:eastAsia="맑은 고딕" w:cs="맑은 고딕"/>
+          <w:b w:val="0"/>
+        </w:rPr>
+        <w:t xml:space="preserve"> — 메뉴·배지·필터·집계가 모두 그것을 읽는다. Eucampia 추가가 그 첫 사례였다</w:t>
+      </w:r>
+    </w:p>
+    <w:p>
+      <w:pPr>
+        <w:spacing w:after="140"/>
+      </w:pPr>
+      <w:r>
+        <w:rPr>
+          <w:rFonts w:ascii="맑은 고딕" w:hAnsi="맑은 고딕" w:eastAsia="맑은 고딕" w:cs="맑은 고딕"/>
+          <w:b w:val="0"/>
+        </w:rPr>
+        <w:t xml:space="preserve">실제로 174개를 지정했다: </w:t>
+      </w:r>
+      <w:r>
+        <w:rPr>
+          <w:rFonts w:ascii="D2Coding" w:hAnsi="D2Coding" w:eastAsia="D2Coding" w:cs="D2Coding"/>
+          <w:color w:val="C0362C"/>
+          <w:sz w:val="19"/>
+        </w:rPr>
+        <w:t>봉상 파편 100 · 원형 파편 54 · Eucampia 12 · 봉상 6 · 원형 2</w:t>
+      </w:r>
+      <w:r>
+        <w:rPr>
+          <w:rFonts w:ascii="맑은 고딕" w:hAnsi="맑은 고딕" w:eastAsia="맑은 고딕" w:cs="맑은 고딕"/>
+          <w:b w:val="0"/>
+        </w:rPr>
+        <w:t xml:space="preserve">. </w:t>
+      </w:r>
+      <w:r>
+        <w:rPr>
+          <w:rFonts w:ascii="맑은 고딕" w:hAnsi="맑은 고딕" w:eastAsia="맑은 고딕" w:cs="맑은 고딕"/>
+          <w:b/>
+        </w:rPr>
+        <w:t>파편이 154개</w:t>
+      </w:r>
+      <w:r>
+        <w:rPr>
+          <w:rFonts w:ascii="맑은 고딕" w:hAnsi="맑은 고딕" w:eastAsia="맑은 고딕" w:cs="맑은 고딕"/>
+          <w:b w:val="0"/>
+        </w:rPr>
+        <w:t xml:space="preserve"> 로 가장 많다 — 조각난 개체를 온전한 것과 섞지 않겠다는 것이 이 기능의 목적이었고, 그만큼 실제로 있었다.</w:t>
+      </w:r>
+    </w:p>
+    <w:p>
+      <w:pPr>
+        <w:pStyle w:val="Heading4"/>
+      </w:pPr>
+      <w:r>
+        <w:rPr>
+          <w:rFonts w:ascii="맑은 고딕" w:hAnsi="맑은 고딕" w:eastAsia="맑은 고딕" w:cs="맑은 고딕"/>
+          <w:b w:val="0"/>
+          <w:color w:val="1A1D23"/>
+        </w:rPr>
+        <w:t>코멘트 — 판단의 근거를 남긴다</w:t>
+      </w:r>
+    </w:p>
+    <w:p>
+      <w:pPr>
+        <w:spacing w:after="140"/>
+      </w:pPr>
+      <w:r>
+        <w:rPr>
+          <w:rFonts w:ascii="맑은 고딕" w:hAnsi="맑은 고딕" w:eastAsia="맑은 고딕" w:cs="맑은 고딕"/>
+          <w:b w:val="0"/>
+        </w:rPr>
+        <w:t xml:space="preserve">개체마다 코멘트를 달 수 있고 </w:t>
+      </w:r>
+      <w:r>
+        <w:rPr>
+          <w:rFonts w:ascii="맑은 고딕" w:hAnsi="맑은 고딕" w:eastAsia="맑은 고딕" w:cs="맑은 고딕"/>
+          <w:b/>
+        </w:rPr>
+        <w:t>사진 오른쪽에 목록으로 나열된다.</w:t>
+      </w:r>
+      <w:r>
+        <w:rPr>
+          <w:rFonts w:ascii="맑은 고딕" w:hAnsi="맑은 고딕" w:eastAsia="맑은 고딕" w:cs="맑은 고딕"/>
+          <w:b w:val="0"/>
+        </w:rPr>
+        <w:t xml:space="preserve"> 목록에 커서를 올리면 그 개체가 선택되고, 반대로 개체를 고르면 그 코멘트가 강조된다 — 메모를 읽으면서 어느 것에 대한 말인지 바로 짚어야 한다.</w:t>
+      </w:r>
+    </w:p>
+    <w:p>
+      <w:pPr>
+        <w:spacing w:after="140"/>
+      </w:pPr>
+      <w:r>
+        <w:rPr>
+          <w:rFonts w:ascii="맑은 고딕" w:hAnsi="맑은 고딕" w:eastAsia="맑은 고딕" w:cs="맑은 고딕"/>
+          <w:b w:val="0"/>
+        </w:rPr>
+        <w:t xml:space="preserve">시야 전체 코멘트는 그 아래 </w:t>
+      </w:r>
+      <w:r>
+        <w:rPr>
+          <w:rFonts w:ascii="맑은 고딕" w:hAnsi="맑은 고딕" w:eastAsia="맑은 고딕" w:cs="맑은 고딕"/>
+          <w:b/>
+        </w:rPr>
+        <w:t>고정 높이 칸에서 그 자리로 적는다</w:t>
+      </w:r>
+      <w:r>
+        <w:rPr>
+          <w:rFonts w:ascii="맑은 고딕" w:hAnsi="맑은 고딕" w:eastAsia="맑은 고딕" w:cs="맑은 고딕"/>
+          <w:b w:val="0"/>
+        </w:rPr>
+        <w:t>(팝업을 열지 않는다). 개체에 붙지 않는 이야기 — 초점 상태, 판정을 보류한 이유 같은 것 — 를 적는 곳이다. 위·아래 두 칸이 각각 스크롤되고, 아래 칸은 높이가 고정이라 개체 코멘트가 길어져도 밀려나지 않는다.</w:t>
+      </w:r>
+    </w:p>
+    <w:p>
+      <w:pPr>
+        <w:pStyle w:val="Heading4"/>
+      </w:pPr>
+      <w:r>
+        <w:rPr>
+          <w:rFonts w:ascii="맑은 고딕" w:hAnsi="맑은 고딕" w:eastAsia="맑은 고딕" w:cs="맑은 고딕"/>
+          <w:b w:val="0"/>
+          <w:color w:val="1A1D23"/>
+        </w:rPr>
+        <w:t>검출 결과만 보는 화면 (</w:t>
+      </w:r>
+      <w:r>
+        <w:rPr>
+          <w:rFonts w:ascii="D2Coding" w:hAnsi="D2Coding" w:eastAsia="D2Coding" w:cs="D2Coding"/>
+          <w:color w:val="1A1D23"/>
+          <w:sz w:val="19"/>
+        </w:rPr>
+        <w:t>/crops/</w:t>
+      </w:r>
+      <w:r>
+        <w:rPr>
+          <w:rFonts w:ascii="맑은 고딕" w:hAnsi="맑은 고딕" w:eastAsia="맑은 고딕" w:cs="맑은 고딕"/>
+          <w:b w:val="0"/>
+          <w:color w:val="1A1D23"/>
+        </w:rPr>
+        <w:t>)</w:t>
+      </w:r>
+    </w:p>
+    <w:p>
+      <w:pPr>
+        <w:spacing w:after="140"/>
+      </w:pPr>
+      <w:r>
+        <w:rPr>
+          <w:rFonts w:ascii="맑은 고딕" w:hAnsi="맑은 고딕" w:eastAsia="맑은 고딕" w:cs="맑은 고딕"/>
+          <w:b w:val="0"/>
+        </w:rPr>
+        <w:t xml:space="preserve">시야를 하나씩 넘겨보지 않고 </w:t>
+      </w:r>
+      <w:r>
+        <w:rPr>
+          <w:rFonts w:ascii="맑은 고딕" w:hAnsi="맑은 고딕" w:eastAsia="맑은 고딕" w:cs="맑은 고딕"/>
+          <w:b/>
+        </w:rPr>
+        <w:t>"이것들이 정말 규조각인가" 를 한 화면에서 훑는</w:t>
+      </w:r>
+      <w:r>
+        <w:rPr>
+          <w:rFonts w:ascii="맑은 고딕" w:hAnsi="맑은 고딕" w:eastAsia="맑은 고딕" w:cs="맑은 고딕"/>
+          <w:b w:val="0"/>
+        </w:rPr>
+        <w:t xml:space="preserve"> 화면. 검출된 개체만 bbox 로 잘라 썸네일 격자로 늘어놓는다. 크기 내림차순이라 의심스러운 것(작고 밋밋한 것)이 뒤쪽에 모인다.</w:t>
+      </w:r>
+    </w:p>
+    <w:p>
+      <w:pPr>
+        <w:spacing w:after="140"/>
+      </w:pPr>
+      <w:r>
+        <w:rPr>
+          <w:rFonts w:ascii="맑은 고딕" w:hAnsi="맑은 고딕" w:eastAsia="맑은 고딕" w:cs="맑은 고딕"/>
+          <w:b/>
+        </w:rPr>
+        <w:t>방향을 세운다.</w:t>
+      </w:r>
+      <w:r>
+        <w:rPr>
+          <w:rFonts w:ascii="맑은 고딕" w:hAnsi="맑은 고딕" w:eastAsia="맑은 고딕" w:cs="맑은 고딕"/>
+          <w:b w:val="0"/>
+        </w:rPr>
+        <w:t xml:space="preserve"> 마스크 폴리곤의 </w:t>
+      </w:r>
+      <w:r>
+        <w:rPr>
+          <w:rFonts w:ascii="맑은 고딕" w:hAnsi="맑은 고딕" w:eastAsia="맑은 고딕" w:cs="맑은 고딕"/>
+          <w:b/>
+        </w:rPr>
+        <w:t>면적 모멘트</w:t>
+      </w:r>
+      <w:r>
+        <w:rPr>
+          <w:rFonts w:ascii="맑은 고딕" w:hAnsi="맑은 고딕" w:eastAsia="맑은 고딕" w:cs="맑은 고딕"/>
+          <w:b w:val="0"/>
+        </w:rPr>
+        <w:t xml:space="preserve">로 주축을 구해 장축을 세로로 돌린다 — 방향이 통일되면 형태를 나란히 비교할 수 있다. 꼭짓점만 PCA 하면 </w:t>
+      </w:r>
+      <w:r>
+        <w:rPr>
+          <w:rFonts w:ascii="D2Coding" w:hAnsi="D2Coding" w:eastAsia="D2Coding" w:cs="D2Coding"/>
+          <w:color w:val="C0362C"/>
+          <w:sz w:val="19"/>
+        </w:rPr>
+        <w:t>approxPolyDP</w:t>
+      </w:r>
+      <w:r>
+        <w:rPr>
+          <w:rFonts w:ascii="맑은 고딕" w:hAnsi="맑은 고딕" w:eastAsia="맑은 고딕" w:cs="맑은 고딕"/>
+          <w:b w:val="0"/>
+        </w:rPr>
+        <w:t xml:space="preserve"> 로 단순화된 점 간격이 고르지 않아 결과가 치우치므로, 채워진 영역의 2차 모멘트를 닫힌 해로 구했다. 회전과 자르기는 한 번의 affine 으로 함께 한다 (잘라서 돌리면 모서리가 비고 두 번 보간한다).</w:t>
+      </w:r>
+    </w:p>
+    <w:p>
+      <w:pPr>
+        <w:spacing w:after="140"/>
+      </w:pPr>
+      <w:r>
+        <w:rPr>
+          <w:rFonts w:ascii="맑은 고딕" w:hAnsi="맑은 고딕" w:eastAsia="맑은 고딕" w:cs="맑은 고딕"/>
+          <w:b w:val="0"/>
+        </w:rPr>
+        <w:t xml:space="preserve">검증은 </w:t>
+      </w:r>
+      <w:r>
+        <w:rPr>
+          <w:rFonts w:ascii="맑은 고딕" w:hAnsi="맑은 고딕" w:eastAsia="맑은 고딕" w:cs="맑은 고딕"/>
+          <w:b/>
+        </w:rPr>
+        <w:t>결과를 다시 재서</w:t>
+      </w:r>
+      <w:r>
+        <w:rPr>
+          <w:rFonts w:ascii="맑은 고딕" w:hAnsi="맑은 고딕" w:eastAsia="맑은 고딕" w:cs="맑은 고딕"/>
+          <w:b w:val="0"/>
+        </w:rPr>
+        <w:t xml:space="preserve"> 했다. 합성 타원을 0·20·45·70·110·160°로 넣고 결과 이미지의 방향을 측정하니 전부 90°(세로)로 섰다(오차 0.06° 이내). 축 비율이 1.15 미만인 것(원형처럼 방향이 뜻 없는 것)은 돌리지 않는다 — RS23 259개 중 235개가 회전된다.</w:t>
+      </w:r>
+    </w:p>
+    <w:p>
+      <w:pPr>
+        <w:spacing w:after="140"/>
+      </w:pPr>
+      <w:r>
+        <w:rPr>
+          <w:rFonts w:ascii="맑은 고딕" w:hAnsi="맑은 고딕" w:eastAsia="맑은 고딕" w:cs="맑은 고딕"/>
+          <w:b/>
+        </w:rPr>
+        <w:t>썸네일마다 스케일바가 붙는다</w:t>
+      </w:r>
+      <w:r>
+        <w:rPr>
+          <w:rFonts w:ascii="맑은 고딕" w:hAnsi="맑은 고딕" w:eastAsia="맑은 고딕" w:cs="맑은 고딕"/>
+          <w:b w:val="0"/>
+        </w:rPr>
+        <w:t xml:space="preserve">(1·2·5 눈금, 이미지 폭의 40%를 넘지 않게 내림). 바는 칸이 아니라 </w:t>
+      </w:r>
+      <w:r>
+        <w:rPr>
+          <w:rFonts w:ascii="맑은 고딕" w:hAnsi="맑은 고딕" w:eastAsia="맑은 고딕" w:cs="맑은 고딕"/>
+          <w:b/>
+        </w:rPr>
+        <w:t>이미지에</w:t>
+      </w:r>
+      <w:r>
+        <w:rPr>
+          <w:rFonts w:ascii="맑은 고딕" w:hAnsi="맑은 고딕" w:eastAsia="맑은 고딕" w:cs="맑은 고딕"/>
+          <w:b w:val="0"/>
+        </w:rPr>
+        <w:t xml:space="preserve"> 붙인다 — </w:t>
+      </w:r>
+      <w:r>
+        <w:rPr>
+          <w:rFonts w:ascii="D2Coding" w:hAnsi="D2Coding" w:eastAsia="D2Coding" w:cs="D2Coding"/>
+          <w:color w:val="C0362C"/>
+          <w:sz w:val="19"/>
+        </w:rPr>
+        <w:t>object-fit</w:t>
+      </w:r>
+      <w:r>
+        <w:rPr>
+          <w:rFonts w:ascii="맑은 고딕" w:hAnsi="맑은 고딕" w:eastAsia="맑은 고딕" w:cs="맑은 고딕"/>
+          <w:b w:val="0"/>
+        </w:rPr>
+        <w:t xml:space="preserve"> 여백만큼 길이가 어긋나기 때문이다. 크롭이 몇 µm 폭인지 알 수 있는 것은 회전량과 결과 크기를 자르기 전에 여백까지 포함해 확정해 두기 때문이다.</w:t>
+      </w:r>
+    </w:p>
+    <w:p>
+      <w:pPr>
+        <w:spacing w:after="140"/>
+      </w:pPr>
+      <w:r>
+        <w:rPr>
+          <w:rFonts w:ascii="맑은 고딕" w:hAnsi="맑은 고딕" w:eastAsia="맑은 고딕" w:cs="맑은 고딕"/>
+          <w:b w:val="0"/>
+        </w:rPr>
+        <w:t>형태·사람지정·코멘트 유무로 거를 수 있고, 개체가 데이터셋마다 700~1,100개라 한 페이지에 500개까지만 그린다(잘린 개수를 화면에 적는다).</w:t>
+      </w:r>
+    </w:p>
+    <w:p>
+      <w:pPr>
+        <w:pStyle w:val="Heading4"/>
+      </w:pPr>
+      <w:r>
+        <w:rPr>
+          <w:rFonts w:ascii="맑은 고딕" w:hAnsi="맑은 고딕" w:eastAsia="맑은 고딕" w:cs="맑은 고딕"/>
+          <w:b w:val="0"/>
+          <w:color w:val="1A1D23"/>
+        </w:rPr>
+        <w:t>재현율을 눈으로 세는 도구</w:t>
+      </w:r>
+    </w:p>
+    <w:p>
+      <w:pPr>
+        <w:spacing w:after="140"/>
+      </w:pPr>
+      <w:r>
+        <w:rPr>
+          <w:rFonts w:ascii="맑은 고딕" w:hAnsi="맑은 고딕" w:eastAsia="맑은 고딕" w:cs="맑은 고딕"/>
+          <w:b w:val="0"/>
+        </w:rPr>
+        <w:t xml:space="preserve">우상단 </w:t>
+      </w:r>
+      <w:r>
+        <w:rPr>
+          <w:rFonts w:ascii="맑은 고딕" w:hAnsi="맑은 고딕" w:eastAsia="맑은 고딕" w:cs="맑은 고딕"/>
+          <w:b/>
+        </w:rPr>
+        <w:t>탈락</w:t>
+      </w:r>
+      <w:r>
+        <w:rPr>
+          <w:rFonts w:ascii="맑은 고딕" w:hAnsi="맑은 고딕" w:eastAsia="맑은 고딕" w:cs="맑은 고딕"/>
+          <w:b w:val="0"/>
+        </w:rPr>
+        <w:t xml:space="preserve"> 체크박스를 켜면 문턱에서 떨어진 후보가 </w:t>
+      </w:r>
+      <w:r>
+        <w:rPr>
+          <w:rFonts w:ascii="맑은 고딕" w:hAnsi="맑은 고딕" w:eastAsia="맑은 고딕" w:cs="맑은 고딕"/>
+          <w:b/>
+        </w:rPr>
+        <w:t>빨간 점선 테두리</w:t>
+      </w:r>
+      <w:r>
+        <w:rPr>
+          <w:rFonts w:ascii="맑은 고딕" w:hAnsi="맑은 고딕" w:eastAsia="맑은 고딕" w:cs="맑은 고딕"/>
+          <w:b w:val="0"/>
+        </w:rPr>
+        <w:t>로 보인다 (채우지 않는다 — 사진이 가려지면 정작 규조각인지 판단할 수 없다). 시야당 100개가 넘어 기본값은 꺼짐이다.</w:t>
+      </w:r>
+    </w:p>
+    <w:p>
+      <w:pPr>
+        <w:spacing w:after="140"/>
+      </w:pPr>
+      <w:r>
+        <w:rPr>
+          <w:rFonts w:ascii="맑은 고딕" w:hAnsi="맑은 고딕" w:eastAsia="맑은 고딕" w:cs="맑은 고딕"/>
+          <w:b/>
+        </w:rPr>
+        <w:t>이것이 재현율 측정의 도구다</w:t>
+      </w:r>
+      <w:r>
+        <w:rPr>
+          <w:rFonts w:ascii="맑은 고딕" w:hAnsi="맑은 고딕" w:eastAsia="맑은 고딕" w:cs="맑은 고딕"/>
+          <w:b w:val="0"/>
+        </w:rPr>
+        <w:t>(§5.2). 보이는 규조각 중 점선만 있는 것은 문턱이 놓친 것, 점선조차 없는 것은 분할이 놓친 것이다.</w:t>
+      </w:r>
+    </w:p>
+    <w:p>
+      <w:pPr>
+        <w:pStyle w:val="Heading4"/>
+      </w:pPr>
+      <w:r>
+        <w:rPr>
+          <w:rFonts w:ascii="맑은 고딕" w:hAnsi="맑은 고딕" w:eastAsia="맑은 고딕" w:cs="맑은 고딕"/>
+          <w:b w:val="0"/>
+          <w:color w:val="1A1D23"/>
+        </w:rPr>
+        <w:t>화면을 사진에 내준다 — 확대와 화소</w:t>
+      </w:r>
+    </w:p>
+    <w:p>
+      <w:pPr>
+        <w:spacing w:after="140"/>
+      </w:pPr>
+      <w:r>
+        <w:rPr>
+          <w:rFonts w:ascii="맑은 고딕" w:hAnsi="맑은 고딕" w:eastAsia="맑은 고딕" w:cs="맑은 고딕"/>
+          <w:b/>
+        </w:rPr>
+        <w:t>확대해도 원본이 아니었다.</w:t>
+      </w:r>
+      <w:r>
+        <w:rPr>
+          <w:rFonts w:ascii="맑은 고딕" w:hAnsi="맑은 고딕" w:eastAsia="맑은 고딕" w:cs="맑은 고딕"/>
+          <w:b w:val="0"/>
+        </w:rPr>
+        <w:t xml:space="preserve"> 뷰어가 1600 px 축소본을 띄우고 그것을 확대하고 있었다(원본 2752 px). 고밀도 화면에서는 1배에서도 화소가 부족했다. areolae 세기로 판정하는 화면인데 정작 눈으로 확인할 화소가 없었던 셈이다.</w:t>
+      </w:r>
+    </w:p>
+    <w:p>
+      <w:pPr>
+        <w:pStyle w:val="ListBullet"/>
+      </w:pPr>
+      <w:r>
+        <w:rPr>
+          <w:rFonts w:ascii="맑은 고딕" w:hAnsi="맑은 고딕" w:eastAsia="맑은 고딕" w:cs="맑은 고딕"/>
+          <w:b w:val="0"/>
+        </w:rPr>
+        <w:t xml:space="preserve">그려지는 폭이 지금 이미지의 실제 화소를 넘는 순간 </w:t>
+      </w:r>
+      <w:r>
+        <w:rPr>
+          <w:rFonts w:ascii="맑은 고딕" w:hAnsi="맑은 고딕" w:eastAsia="맑은 고딕" w:cs="맑은 고딕"/>
+          <w:b/>
+        </w:rPr>
+        <w:t>원본으로 갈아 끼운다</w:t>
+      </w:r>
+      <w:r>
+        <w:rPr>
+          <w:rFonts w:ascii="맑은 고딕" w:hAnsi="맑은 고딕" w:eastAsia="맑은 고딕" w:cs="맑은 고딕"/>
+          <w:b w:val="0"/>
+        </w:rPr>
+        <w:t xml:space="preserve"> (</w:t>
+      </w:r>
+      <w:r>
+        <w:rPr>
+          <w:rFonts w:ascii="D2Coding" w:hAnsi="D2Coding" w:eastAsia="D2Coding" w:cs="D2Coding"/>
+          <w:color w:val="C0362C"/>
+          <w:sz w:val="19"/>
+        </w:rPr>
+        <w:t>naturalWidth</w:t>
+      </w:r>
+      <w:r>
+        <w:rPr>
+          <w:rFonts w:ascii="맑은 고딕" w:hAnsi="맑은 고딕" w:eastAsia="맑은 고딕" w:cs="맑은 고딕"/>
+          <w:b w:val="0"/>
+        </w:rPr>
+        <w:t xml:space="preserve"> 로 재므로 축소본 폭을 코드에 박지 않는다). 미리 받아 두고 바꾸므로 깜빡임 없이 배율·선택·검출 레이어가 유지된다</w:t>
+      </w:r>
+    </w:p>
+    <w:p>
+      <w:pPr>
+        <w:pStyle w:val="ListBullet"/>
+      </w:pPr>
+      <w:r>
+        <w:rPr>
+          <w:rFonts w:ascii="맑은 고딕" w:hAnsi="맑은 고딕" w:eastAsia="맑은 고딕" w:cs="맑은 고딕"/>
+          <w:b/>
+        </w:rPr>
+        <w:t>배율 표시를 원본 기준으로</w:t>
+      </w:r>
+      <w:r>
+        <w:rPr>
+          <w:rFonts w:ascii="맑은 고딕" w:hAnsi="맑은 고딕" w:eastAsia="맑은 고딕" w:cs="맑은 고딕"/>
+          <w:b w:val="0"/>
+        </w:rPr>
+        <w:t xml:space="preserve"> 바꿨다. 화면에 맞춘 상태를 100%라 하면 "지금 원본을 다 보고 있는가" 를 알 수 없다 — 실제로는 </w:t>
+      </w:r>
+      <w:r>
+        <w:rPr>
+          <w:rFonts w:ascii="D2Coding" w:hAnsi="D2Coding" w:eastAsia="D2Coding" w:cs="D2Coding"/>
+          <w:color w:val="C0362C"/>
+          <w:sz w:val="19"/>
+        </w:rPr>
+        <w:t>53%</w:t>
+      </w:r>
+      <w:r>
+        <w:rPr>
+          <w:rFonts w:ascii="맑은 고딕" w:hAnsi="맑은 고딕" w:eastAsia="맑은 고딕" w:cs="맑은 고딕"/>
+          <w:b w:val="0"/>
+        </w:rPr>
+        <w:t xml:space="preserve"> 다. </w:t>
+      </w:r>
+      <w:r>
+        <w:rPr>
+          <w:rFonts w:ascii="D2Coding" w:hAnsi="D2Coding" w:eastAsia="D2Coding" w:cs="D2Coding"/>
+          <w:color w:val="C0362C"/>
+          <w:sz w:val="19"/>
+        </w:rPr>
+        <w:t>100%</w:t>
+      </w:r>
+      <w:r>
+        <w:rPr>
+          <w:rFonts w:ascii="맑은 고딕" w:hAnsi="맑은 고딕" w:eastAsia="맑은 고딕" w:cs="맑은 고딕"/>
+          <w:b w:val="0"/>
+        </w:rPr>
+        <w:t xml:space="preserve"> 는 원본 1화소가 화면 1화소라는 뜻이고, 원본을 받아 온 뒤에는 </w:t>
+      </w:r>
+      <w:r>
+        <w:rPr>
+          <w:rFonts w:ascii="D2Coding" w:hAnsi="D2Coding" w:eastAsia="D2Coding" w:cs="D2Coding"/>
+          <w:color w:val="C0362C"/>
+          <w:sz w:val="19"/>
+        </w:rPr>
+        <w:t>· 원본</w:t>
+      </w:r>
+      <w:r>
+        <w:rPr>
+          <w:rFonts w:ascii="맑은 고딕" w:hAnsi="맑은 고딕" w:eastAsia="맑은 고딕" w:cs="맑은 고딕"/>
+          <w:b w:val="0"/>
+        </w:rPr>
+        <w:t xml:space="preserve"> 이 붙는다</w:t>
+      </w:r>
+    </w:p>
+    <w:p>
+      <w:pPr>
+        <w:pStyle w:val="ListBullet"/>
+      </w:pPr>
+      <w:r>
+        <w:rPr>
+          <w:rFonts w:ascii="맑은 고딕" w:hAnsi="맑은 고딕" w:eastAsia="맑은 고딕" w:cs="맑은 고딕"/>
+          <w:b/>
+        </w:rPr>
+        <w:t>선 두께가 확대에 따라 두꺼워지고 있었다.</w:t>
+      </w:r>
+      <w:r>
+        <w:rPr>
+          <w:rFonts w:ascii="맑은 고딕" w:hAnsi="맑은 고딕" w:eastAsia="맑은 고딕" w:cs="맑은 고딕"/>
+          <w:b w:val="0"/>
+        </w:rPr>
+        <w:t xml:space="preserve"> 보상 코드가 있었지만 </w:t>
+      </w:r>
+      <w:r>
+        <w:rPr>
+          <w:rFonts w:ascii="D2Coding" w:hAnsi="D2Coding" w:eastAsia="D2Coding" w:cs="D2Coding"/>
+          <w:color w:val="C0362C"/>
+          <w:sz w:val="19"/>
+        </w:rPr>
+        <w:t>Math.max(1, 2/k)</w:t>
+      </w:r>
+      <w:r>
+        <w:rPr>
+          <w:rFonts w:ascii="맑은 고딕" w:hAnsi="맑은 고딕" w:eastAsia="맑은 고딕" w:cs="맑은 고딕"/>
+          <w:b w:val="0"/>
+        </w:rPr>
+        <w:t xml:space="preserve"> 의 하한 때문에 2배를 넘는 순간 1 px 에 고정되어, 그 뒤로는 배율만큼 두꺼워졌다(12배에서 12 px). CSS 변수(</w:t>
+      </w:r>
+      <w:r>
+        <w:rPr>
+          <w:rFonts w:ascii="D2Coding" w:hAnsi="D2Coding" w:eastAsia="D2Coding" w:cs="D2Coding"/>
+          <w:color w:val="C0362C"/>
+          <w:sz w:val="19"/>
+        </w:rPr>
+        <w:t>--inv</w:t>
+      </w:r>
+      <w:r>
+        <w:rPr>
+          <w:rFonts w:ascii="맑은 고딕" w:hAnsi="맑은 고딕" w:eastAsia="맑은 고딕" w:cs="맑은 고딕"/>
+          <w:b w:val="0"/>
+        </w:rPr>
+        <w:t>)로 역수를 곱하게 바꿨다. hover 후광과 유령 ✕ 표시도 함께 정리됐고(보상이 아예 없었다), 인라인 스타일에 덮여 죽어 있던 선택 테두리 규칙도 살아났다</w:t>
+      </w:r>
+    </w:p>
+    <w:p>
+      <w:pPr>
+        <w:pStyle w:val="Heading4"/>
+      </w:pPr>
+      <w:r>
+        <w:rPr>
+          <w:rFonts w:ascii="맑은 고딕" w:hAnsi="맑은 고딕" w:eastAsia="맑은 고딕" w:cs="맑은 고딕"/>
+          <w:b w:val="0"/>
+          <w:color w:val="1A1D23"/>
+        </w:rPr>
+        <w:t>목록 화면 — 무엇이 잡혔는지 목록에서 보인다</w:t>
+      </w:r>
+    </w:p>
+    <w:p>
+      <w:pPr>
+        <w:pStyle w:val="ListBullet"/>
+      </w:pPr>
+      <w:r>
+        <w:rPr>
+          <w:rFonts w:ascii="맑은 고딕" w:hAnsi="맑은 고딕" w:eastAsia="맑은 고딕" w:cs="맑은 고딕"/>
+          <w:b w:val="0"/>
+        </w:rPr>
+        <w:t xml:space="preserve">표지를 </w:t>
+      </w:r>
+      <w:r>
+        <w:rPr>
+          <w:rFonts w:ascii="맑은 고딕" w:hAnsi="맑은 고딕" w:eastAsia="맑은 고딕" w:cs="맑은 고딕"/>
+          <w:b/>
+        </w:rPr>
+        <w:t>합성본</w:t>
+      </w:r>
+      <w:r>
+        <w:rPr>
+          <w:rFonts w:ascii="맑은 고딕" w:hAnsi="맑은 고딕" w:eastAsia="맑은 고딕" w:cs="맑은 고딕"/>
+          <w:b w:val="0"/>
+        </w:rPr>
+        <w:t>으로 바꿨다(합성본이 없으면 그 프레임). 목록의 대표 그림이 검출을 돌린 그림과 같아야 목록과 상세가 어긋나지 않는다</w:t>
+      </w:r>
+    </w:p>
+    <w:p>
+      <w:pPr>
+        <w:pStyle w:val="ListBullet"/>
+      </w:pPr>
+      <w:r>
+        <w:rPr>
+          <w:rFonts w:ascii="맑은 고딕" w:hAnsi="맑은 고딕" w:eastAsia="맑은 고딕" w:cs="맑은 고딕"/>
+          <w:b w:val="0"/>
+        </w:rPr>
+        <w:t xml:space="preserve">표지 위에 </w:t>
+      </w:r>
+      <w:r>
+        <w:rPr>
+          <w:rFonts w:ascii="맑은 고딕" w:hAnsi="맑은 고딕" w:eastAsia="맑은 고딕" w:cs="맑은 고딕"/>
+          <w:b/>
+        </w:rPr>
+        <w:t>검출 마스크를 얹었다</w:t>
+      </w:r>
+      <w:r>
+        <w:rPr>
+          <w:rFonts w:ascii="맑은 고딕" w:hAnsi="맑은 고딕" w:eastAsia="맑은 고딕" w:cs="맑은 고딕"/>
+          <w:b w:val="0"/>
+        </w:rPr>
+        <w:t>(34개 타일에 폴리곤 726개). 검출을 돌린 이미지와 표지가 같을 때만 그린다 — 다른 이미지의 좌표를 얹으면 조용히 어긋난 그림이 된다</w:t>
+      </w:r>
+    </w:p>
+    <w:p>
+      <w:pPr>
+        <w:pStyle w:val="ListBullet"/>
+      </w:pPr>
+      <w:r>
+        <w:rPr>
+          <w:rFonts w:ascii="맑은 고딕" w:hAnsi="맑은 고딕" w:eastAsia="맑은 고딕" w:cs="맑은 고딕"/>
+          <w:b/>
+        </w:rPr>
+        <w:t>검토 완료 배지</w:t>
+      </w:r>
+      <w:r>
+        <w:rPr>
+          <w:rFonts w:ascii="맑은 고딕" w:hAnsi="맑은 고딕" w:eastAsia="맑은 고딕" w:cs="맑은 고딕"/>
+          <w:b w:val="0"/>
+        </w:rPr>
+        <w:t>(</w:t>
+      </w:r>
+      <w:r>
+        <w:rPr>
+          <w:rFonts w:ascii="D2Coding" w:hAnsi="D2Coding" w:eastAsia="D2Coding" w:cs="D2Coding"/>
+          <w:color w:val="C0362C"/>
+          <w:sz w:val="19"/>
+        </w:rPr>
+        <w:t>✓ 검토</w:t>
+      </w:r>
+      <w:r>
+        <w:rPr>
+          <w:rFonts w:ascii="맑은 고딕" w:hAnsi="맑은 고딕" w:eastAsia="맑은 고딕" w:cs="맑은 고딕"/>
+          <w:b w:val="0"/>
+        </w:rPr>
+        <w:t>)와 진척 카운터를 세 곳에 넣었다</w:t>
+      </w:r>
+    </w:p>
+    <w:p>
+      <w:pPr>
+        <w:pStyle w:val="ListBullet"/>
+      </w:pPr>
+      <w:r>
+        <w:rPr>
+          <w:rFonts w:ascii="맑은 고딕" w:hAnsi="맑은 고딕" w:eastAsia="맑은 고딕" w:cs="맑은 고딕"/>
+          <w:b w:val="0"/>
+        </w:rPr>
+        <w:t xml:space="preserve">데이터셋 화면에 진척을 한 줄로 넣었다. </w:t>
+      </w:r>
+      <w:r>
+        <w:rPr>
+          <w:rFonts w:ascii="맑은 고딕" w:hAnsi="맑은 고딕" w:eastAsia="맑은 고딕" w:cs="맑은 고딕"/>
+          <w:b/>
+        </w:rPr>
+        <w:t>자동 검출과 교정 후 개수를 함께</w:t>
+      </w:r>
+      <w:r>
+        <w:rPr>
+          <w:rFonts w:ascii="맑은 고딕" w:hAnsi="맑은 고딕" w:eastAsia="맑은 고딕" w:cs="맑은 고딕"/>
+          <w:b w:val="0"/>
+        </w:rPr>
+        <w:t xml:space="preserve"> 보여야 뜻이 통한다 — 하나만 보면 문턱이 센 것인지 사람이 많이 지운 것인지 알 수 없다</w:t>
+      </w:r>
+    </w:p>
+    <w:p>
+      <w:pPr>
+        <w:spacing w:before="80" w:after="160"/>
+        <w:ind w:left="280"/>
+        <w:shd w:val="clear" w:fill="F4F5F7"/>
+      </w:pPr>
+      <w:r>
+        <w:rPr>
+          <w:rFonts w:ascii="D2Coding" w:hAnsi="D2Coding" w:eastAsia="D2Coding" w:cs="D2Coding"/>
+          <w:sz w:val="18"/>
+        </w:rPr>
+        <w:t>검출 811 → 교정 후 264개 (원형 38 · 원형 파편 31 · 봉상 119 · 봉상 파편 63 · Eucampia 8)</w:t>
+        <w:br/>
+      </w:r>
+      <w:r>
+        <w:rPr>
+          <w:rFonts w:ascii="D2Coding" w:hAnsi="D2Coding" w:eastAsia="D2Coding" w:cs="D2Coding"/>
+          <w:sz w:val="18"/>
+        </w:rPr>
+        <w:t>· 시야당 7.8 · 교정: 삭제 608 · 되살림 47 · 분류 지정 109 · 코멘트 2 (+시야 1)</w:t>
+      </w:r>
+    </w:p>
+    <w:p>
+      <w:pPr>
+        <w:pStyle w:val="Heading4"/>
+      </w:pPr>
+      <w:r>
+        <w:rPr>
+          <w:rFonts w:ascii="맑은 고딕" w:hAnsi="맑은 고딕" w:eastAsia="맑은 고딕" w:cs="맑은 고딕"/>
+          <w:b w:val="0"/>
+          <w:color w:val="1A1D23"/>
+        </w:rPr>
+        <w:t>이미지 캐시 — 옛 화면이 남지 않게</w:t>
+      </w:r>
+    </w:p>
+    <w:p>
+      <w:pPr>
+        <w:spacing w:after="140"/>
+      </w:pPr>
+      <w:r>
+        <w:rPr>
+          <w:rFonts w:ascii="맑은 고딕" w:hAnsi="맑은 고딕" w:eastAsia="맑은 고딕" w:cs="맑은 고딕"/>
+          <w:b w:val="0"/>
+        </w:rPr>
+        <w:t>목록의 마스크·배지·개수는 요청마다 다시 계산하므로 교정하고 목록으로 오면 그 자리에 반영된다. 다만 두 군데서 옛 화면이 남을 수 있어 막았다.</w:t>
+      </w:r>
+    </w:p>
+    <w:p>
+      <w:pPr>
+        <w:pStyle w:val="ListBullet"/>
+      </w:pPr>
+      <w:r>
+        <w:rPr>
+          <w:rFonts w:ascii="맑은 고딕" w:hAnsi="맑은 고딕" w:eastAsia="맑은 고딕" w:cs="맑은 고딕"/>
+          <w:b w:val="0"/>
+        </w:rPr>
+        <w:t xml:space="preserve">이미지 응답에 </w:t>
+      </w:r>
+      <w:r>
+        <w:rPr>
+          <w:rFonts w:ascii="맑은 고딕" w:hAnsi="맑은 고딕" w:eastAsia="맑은 고딕" w:cs="맑은 고딕"/>
+          <w:b/>
+        </w:rPr>
+        <w:t>캐시 검증자가 하나도 없었다.</w:t>
+      </w:r>
+      <w:r>
+        <w:rPr>
+          <w:rFonts w:ascii="맑은 고딕" w:hAnsi="맑은 고딕" w:eastAsia="맑은 고딕" w:cs="맑은 고딕"/>
+          <w:b w:val="0"/>
+        </w:rPr>
+        <w:t xml:space="preserve"> 주소가 그대로여서 합성본을 다시 만들어도 브라우저가 옛 그림을 붙잡을 수 있었다 → 주소에 원본 mtime(</w:t>
+      </w:r>
+      <w:r>
+        <w:rPr>
+          <w:rFonts w:ascii="D2Coding" w:hAnsi="D2Coding" w:eastAsia="D2Coding" w:cs="D2Coding"/>
+          <w:color w:val="C0362C"/>
+          <w:sz w:val="19"/>
+        </w:rPr>
+        <w:t>v=</w:t>
+      </w:r>
+      <w:r>
+        <w:rPr>
+          <w:rFonts w:ascii="맑은 고딕" w:hAnsi="맑은 고딕" w:eastAsia="맑은 고딕" w:cs="맑은 고딕"/>
+          <w:b w:val="0"/>
+        </w:rPr>
+        <w:t xml:space="preserve">)을 박고 </w:t>
+      </w:r>
+      <w:r>
+        <w:rPr>
+          <w:rFonts w:ascii="D2Coding" w:hAnsi="D2Coding" w:eastAsia="D2Coding" w:cs="D2Coding"/>
+          <w:color w:val="C0362C"/>
+          <w:sz w:val="19"/>
+        </w:rPr>
+        <w:t>Cache-Control: immutable</w:t>
+      </w:r>
+      <w:r>
+        <w:rPr>
+          <w:rFonts w:ascii="맑은 고딕" w:hAnsi="맑은 고딕" w:eastAsia="맑은 고딕" w:cs="맑은 고딕"/>
+          <w:b w:val="0"/>
+        </w:rPr>
+        <w:t xml:space="preserve"> 로 보낸다. 내용이 바뀌면 주소가 바뀌므로 늘 맞고, 두 번째 방문은 오히려 빨라진다</w:t>
+      </w:r>
+    </w:p>
+    <w:p>
+      <w:pPr>
+        <w:pStyle w:val="ListBullet"/>
+      </w:pPr>
+      <w:r>
+        <w:rPr>
+          <w:rFonts w:ascii="맑은 고딕" w:hAnsi="맑은 고딕" w:eastAsia="맑은 고딕" w:cs="맑은 고딕"/>
+          <w:b/>
+        </w:rPr>
+        <w:t>뒤로 가기</w:t>
+      </w:r>
+      <w:r>
+        <w:rPr>
+          <w:rFonts w:ascii="맑은 고딕" w:hAnsi="맑은 고딕" w:eastAsia="맑은 고딕" w:cs="맑은 고딕"/>
+          <w:b w:val="0"/>
+        </w:rPr>
+        <w:t xml:space="preserve">(bfcache)로 돌아오면 캐시된 화면이 되살아난다 → </w:t>
+      </w:r>
+      <w:r>
+        <w:rPr>
+          <w:rFonts w:ascii="D2Coding" w:hAnsi="D2Coding" w:eastAsia="D2Coding" w:cs="D2Coding"/>
+          <w:color w:val="C0362C"/>
+          <w:sz w:val="19"/>
+        </w:rPr>
+        <w:t>pageshow</w:t>
+      </w:r>
+      <w:r>
+        <w:rPr>
+          <w:rFonts w:ascii="맑은 고딕" w:hAnsi="맑은 고딕" w:eastAsia="맑은 고딕" w:cs="맑은 고딕"/>
+          <w:b w:val="0"/>
+        </w:rPr>
+        <w:t xml:space="preserve"> 에서 다시 받는다</w:t>
       </w:r>
     </w:p>
     <w:p>
